--- a/docx/final/13_单元测试报告.docx
+++ b/docx/final/13_单元测试报告.docx
@@ -28,7 +28,7 @@
         </w:p>
       </w:sdtContent>
     </w:sdt>
-    <w:bookmarkStart w:id="29" w:name="工业轴承设备剩余寿命预测系统的实现单元测试报告"/>
+    <w:bookmarkStart w:id="30" w:name="工业轴承设备剩余寿命预测系统的实现单元测试报告"/>
     <w:p>
       <w:pPr>
         <w:pStyle w:val="Heading1"/>
@@ -1082,6 +1082,168 @@
                 <w:sz w:val="19"/>
               </w:rPr>
               <w:t xml:space="preserve">numpy、pandas、scikit-learn、torch、lifelines、matplotlib</w:t>
+            </w:r>
+          </w:p>
+        </w:tc>
+      </w:tr>
+      <w:tr>
+        <w:tc>
+          <w:p>
+            <w:pPr>
+              <w:pStyle w:val="Compact"/>
+              <w:ind w:firstLine="0"/>
+              <w:jc w:val="left"/>
+            </w:pPr>
+            <w:r>
+              <w:rPr>
+                <w:rFonts w:ascii="宋体" w:hAnsi="宋体" w:eastAsia="宋体"/>
+                <w:sz w:val="19"/>
+              </w:rPr>
+              <w:t xml:space="preserve">运行分支</w:t>
+            </w:r>
+          </w:p>
+        </w:tc>
+        <w:tc>
+          <w:p>
+            <w:pPr>
+              <w:pStyle w:val="Compact"/>
+              <w:ind w:firstLine="0"/>
+              <w:jc w:val="left"/>
+            </w:pPr>
+            <w:r>
+              <w:rPr>
+                <w:rStyle w:val="VerbatimChar"/>
+                <w:rFonts w:ascii="宋体" w:hAnsi="宋体" w:eastAsia="宋体"/>
+                <w:sz w:val="19"/>
+              </w:rPr>
+              <w:t xml:space="preserve">main</w:t>
+            </w:r>
+          </w:p>
+        </w:tc>
+      </w:tr>
+      <w:tr>
+        <w:tc>
+          <w:p>
+            <w:pPr>
+              <w:pStyle w:val="Compact"/>
+              <w:ind w:firstLine="0"/>
+              <w:jc w:val="left"/>
+            </w:pPr>
+            <w:r>
+              <w:rPr>
+                <w:rFonts w:ascii="宋体" w:hAnsi="宋体" w:eastAsia="宋体"/>
+                <w:sz w:val="19"/>
+              </w:rPr>
+              <w:t xml:space="preserve">测试数据</w:t>
+            </w:r>
+          </w:p>
+        </w:tc>
+        <w:tc>
+          <w:p>
+            <w:pPr>
+              <w:pStyle w:val="Compact"/>
+              <w:ind w:firstLine="0"/>
+              <w:jc w:val="left"/>
+            </w:pPr>
+            <w:r>
+              <w:rPr>
+                <w:rFonts w:ascii="宋体" w:hAnsi="宋体" w:eastAsia="宋体"/>
+                <w:sz w:val="19"/>
+              </w:rPr>
+              <w:t xml:space="preserve">测试 fixture、合成 demo 数据和小规模临时目录，不依赖</w:t>
+            </w:r>
+            <w:r>
+              <w:rPr>
+                <w:rFonts w:ascii="宋体" w:hAnsi="宋体" w:eastAsia="宋体"/>
+                <w:sz w:val="19"/>
+              </w:rPr>
+              <w:t xml:space="preserve"> </w:t>
+            </w:r>
+            <w:r>
+              <w:rPr>
+                <w:rStyle w:val="VerbatimChar"/>
+                <w:rFonts w:ascii="宋体" w:hAnsi="宋体" w:eastAsia="宋体"/>
+                <w:sz w:val="19"/>
+              </w:rPr>
+              <w:t xml:space="preserve">data/external</w:t>
+            </w:r>
+            <w:r>
+              <w:rPr>
+                <w:rFonts w:ascii="宋体" w:hAnsi="宋体" w:eastAsia="宋体"/>
+                <w:sz w:val="19"/>
+              </w:rPr>
+              <w:t xml:space="preserve"> </w:t>
+            </w:r>
+            <w:r>
+              <w:rPr>
+                <w:rFonts w:ascii="宋体" w:hAnsi="宋体" w:eastAsia="宋体"/>
+                <w:sz w:val="19"/>
+              </w:rPr>
+              <w:t xml:space="preserve">大文件</w:t>
+            </w:r>
+          </w:p>
+        </w:tc>
+      </w:tr>
+      <w:tr>
+        <w:tc>
+          <w:p>
+            <w:pPr>
+              <w:pStyle w:val="Compact"/>
+              <w:ind w:firstLine="0"/>
+              <w:jc w:val="left"/>
+            </w:pPr>
+            <w:r>
+              <w:rPr>
+                <w:rFonts w:ascii="宋体" w:hAnsi="宋体" w:eastAsia="宋体"/>
+                <w:sz w:val="19"/>
+              </w:rPr>
+              <w:t xml:space="preserve">输出位置</w:t>
+            </w:r>
+          </w:p>
+        </w:tc>
+        <w:tc>
+          <w:p>
+            <w:pPr>
+              <w:pStyle w:val="Compact"/>
+              <w:ind w:firstLine="0"/>
+              <w:jc w:val="left"/>
+            </w:pPr>
+            <w:r>
+              <w:rPr>
+                <w:rFonts w:ascii="宋体" w:hAnsi="宋体" w:eastAsia="宋体"/>
+                <w:sz w:val="19"/>
+              </w:rPr>
+              <w:t xml:space="preserve">pytest 临时目录、</w:t>
+            </w:r>
+            <w:r>
+              <w:rPr>
+                <w:rStyle w:val="VerbatimChar"/>
+                <w:rFonts w:ascii="宋体" w:hAnsi="宋体" w:eastAsia="宋体"/>
+                <w:sz w:val="19"/>
+              </w:rPr>
+              <w:t xml:space="preserve">tmp/</w:t>
+            </w:r>
+            <w:r>
+              <w:rPr>
+                <w:rFonts w:ascii="宋体" w:hAnsi="宋体" w:eastAsia="宋体"/>
+                <w:sz w:val="19"/>
+              </w:rPr>
+              <w:t xml:space="preserve">、</w:t>
+            </w:r>
+            <w:r>
+              <w:rPr>
+                <w:rStyle w:val="VerbatimChar"/>
+                <w:rFonts w:ascii="宋体" w:hAnsi="宋体" w:eastAsia="宋体"/>
+                <w:sz w:val="19"/>
+              </w:rPr>
+              <w:t xml:space="preserve">outputs/</w:t>
+            </w:r>
+            <w:r>
+              <w:rPr>
+                <w:rFonts w:ascii="宋体" w:hAnsi="宋体" w:eastAsia="宋体"/>
+                <w:sz w:val="19"/>
+              </w:rPr>
+              <w:t xml:space="preserve">，均不作为源代码提交</w:t>
             </w:r>
           </w:p>
         </w:tc>
@@ -1969,7 +2131,7 @@
       </w:tr>
     </w:tbl>
     <w:bookmarkEnd w:id="25"/>
-    <w:bookmarkStart w:id="26" w:name="执行命令"/>
+    <w:bookmarkStart w:id="27" w:name="执行命令"/>
     <w:p>
       <w:pPr>
         <w:pStyle w:val="Heading2"/>
@@ -2103,11 +2265,102 @@
         <w:t xml:space="preserve">-q</w:t>
       </w:r>
     </w:p>
-    <w:bookmarkEnd w:id="26"/>
-    <w:bookmarkStart w:id="27" w:name="单元测试执行证据说明"/>
     <w:p>
       <w:pPr>
-        <w:pStyle w:val="Heading2"/>
+        <w:pStyle w:val="FirstParagraph"/>
+      </w:pPr>
+      <w:r>
+        <w:rPr>
+          <w:rFonts w:ascii="宋体" w:hAnsi="宋体" w:eastAsia="宋体"/>
+        </w:rPr>
+        <w:t xml:space="preserve">结题阶段集中执行命令：</w:t>
+      </w:r>
+    </w:p>
+    <w:p>
+      <w:pPr>
+        <w:pStyle w:val="SourceCode"/>
+      </w:pPr>
+      <w:r>
+        <w:rPr>
+          <w:rStyle w:val="ExtensionTok"/>
+          <w:rFonts w:ascii="宋体" w:hAnsi="宋体" w:eastAsia="宋体"/>
+        </w:rPr>
+        <w:t xml:space="preserve">uv</w:t>
+      </w:r>
+      <w:r>
+        <w:rPr>
+          <w:rStyle w:val="NormalTok"/>
+          <w:rFonts w:ascii="宋体" w:hAnsi="宋体" w:eastAsia="宋体"/>
+        </w:rPr>
+        <w:t xml:space="preserve"> run </w:t>
+      </w:r>
+      <w:r>
+        <w:rPr>
+          <w:rStyle w:val="AttributeTok"/>
+          <w:rFonts w:ascii="宋体" w:hAnsi="宋体" w:eastAsia="宋体"/>
+        </w:rPr>
+        <w:t xml:space="preserve">--extra</w:t>
+      </w:r>
+      <w:r>
+        <w:rPr>
+          <w:rStyle w:val="NormalTok"/>
+          <w:rFonts w:ascii="宋体" w:hAnsi="宋体" w:eastAsia="宋体"/>
+        </w:rPr>
+        <w:t xml:space="preserve"> dev pytest tests/test_rul_metrics.py tests/test_paper_cnn_lstm_attention.py tests/test_paper_xlstm_transformer.py tests/test_examples_notebooks.py </w:t>
+      </w:r>
+      <w:r>
+        <w:rPr>
+          <w:rStyle w:val="AttributeTok"/>
+          <w:rFonts w:ascii="宋体" w:hAnsi="宋体" w:eastAsia="宋体"/>
+        </w:rPr>
+        <w:t xml:space="preserve">-q</w:t>
+      </w:r>
+      <w:r>
+        <w:rPr>
+          <w:rFonts w:ascii="宋体" w:hAnsi="宋体" w:eastAsia="宋体"/>
+        </w:rPr>
+        <w:br/>
+      </w:r>
+      <w:r>
+        <w:rPr>
+          <w:rStyle w:val="ExtensionTok"/>
+          <w:rFonts w:ascii="宋体" w:hAnsi="宋体" w:eastAsia="宋体"/>
+        </w:rPr>
+        <w:t xml:space="preserve">uv</w:t>
+      </w:r>
+      <w:r>
+        <w:rPr>
+          <w:rStyle w:val="NormalTok"/>
+          <w:rFonts w:ascii="宋体" w:hAnsi="宋体" w:eastAsia="宋体"/>
+        </w:rPr>
+        <w:t xml:space="preserve"> run </w:t>
+      </w:r>
+      <w:r>
+        <w:rPr>
+          <w:rStyle w:val="AttributeTok"/>
+          <w:rFonts w:ascii="宋体" w:hAnsi="宋体" w:eastAsia="宋体"/>
+        </w:rPr>
+        <w:t xml:space="preserve">--extra</w:t>
+      </w:r>
+      <w:r>
+        <w:rPr>
+          <w:rStyle w:val="NormalTok"/>
+          <w:rFonts w:ascii="宋体" w:hAnsi="宋体" w:eastAsia="宋体"/>
+        </w:rPr>
+        <w:t xml:space="preserve"> dev pytest </w:t>
+      </w:r>
+      <w:r>
+        <w:rPr>
+          <w:rStyle w:val="AttributeTok"/>
+          <w:rFonts w:ascii="宋体" w:hAnsi="宋体" w:eastAsia="宋体"/>
+        </w:rPr>
+        <w:t xml:space="preserve">-q</w:t>
+      </w:r>
+    </w:p>
+    <w:bookmarkStart w:id="26" w:name="单元测试执行证据说明"/>
+    <w:p>
+      <w:pPr>
+        <w:pStyle w:val="Heading3"/>
       </w:pPr>
       <w:r>
         <w:rPr>
@@ -2452,8 +2705,9 @@
         </w:tc>
       </w:tr>
     </w:tbl>
+    <w:bookmarkEnd w:id="26"/>
     <w:bookmarkEnd w:id="27"/>
-    <w:bookmarkStart w:id="28" w:name="测试结论"/>
+    <w:bookmarkStart w:id="28" w:name="原始输出摘录"/>
     <w:p>
       <w:pPr>
         <w:pStyle w:val="Heading2"/>
@@ -2462,7 +2716,129 @@
         <w:rPr>
           <w:rFonts w:ascii="黑体" w:hAnsi="黑体" w:eastAsia="黑体"/>
         </w:rPr>
-        <w:t xml:space="preserve">6. 测试结论</w:t>
+        <w:t xml:space="preserve">6. 原始输出摘录</w:t>
+      </w:r>
+    </w:p>
+    <w:p>
+      <w:pPr>
+        <w:pStyle w:val="FirstParagraph"/>
+      </w:pPr>
+      <w:r>
+        <w:rPr>
+          <w:rFonts w:ascii="宋体" w:hAnsi="宋体" w:eastAsia="宋体"/>
+        </w:rPr>
+        <w:t xml:space="preserve">focused 测试输出摘录：</w:t>
+      </w:r>
+    </w:p>
+    <w:p>
+      <w:pPr>
+        <w:pStyle w:val="SourceCode"/>
+      </w:pPr>
+      <w:r>
+        <w:rPr>
+          <w:rStyle w:val="VerbatimChar"/>
+          <w:rFonts w:ascii="宋体" w:hAnsi="宋体" w:eastAsia="宋体"/>
+        </w:rPr>
+        <w:t xml:space="preserve">$ uv run --extra dev pytest tests/test_rul_metrics.py tests/test_paper_cnn_lstm_attention.py tests/test_paper_xlstm_transformer.py tests/test_examples_notebooks.py -q</w:t>
+      </w:r>
+      <w:r>
+        <w:rPr>
+          <w:rFonts w:ascii="宋体" w:hAnsi="宋体" w:eastAsia="宋体"/>
+        </w:rPr>
+        <w:br/>
+      </w:r>
+      <w:r>
+        <w:rPr>
+          <w:rStyle w:val="VerbatimChar"/>
+          <w:rFonts w:ascii="宋体" w:hAnsi="宋体" w:eastAsia="宋体"/>
+        </w:rPr>
+        <w:t xml:space="preserve">....................                                                     [100%]</w:t>
+      </w:r>
+      <w:r>
+        <w:rPr>
+          <w:rFonts w:ascii="宋体" w:hAnsi="宋体" w:eastAsia="宋体"/>
+        </w:rPr>
+        <w:br/>
+      </w:r>
+      <w:r>
+        <w:rPr>
+          <w:rStyle w:val="VerbatimChar"/>
+          <w:rFonts w:ascii="宋体" w:hAnsi="宋体" w:eastAsia="宋体"/>
+        </w:rPr>
+        <w:t xml:space="preserve">20 passed in 6.40s</w:t>
+      </w:r>
+    </w:p>
+    <w:p>
+      <w:pPr>
+        <w:pStyle w:val="FirstParagraph"/>
+      </w:pPr>
+      <w:r>
+        <w:rPr>
+          <w:rFonts w:ascii="宋体" w:hAnsi="宋体" w:eastAsia="宋体"/>
+        </w:rPr>
+        <w:t xml:space="preserve">全量测试输出摘录：</w:t>
+      </w:r>
+    </w:p>
+    <w:p>
+      <w:pPr>
+        <w:pStyle w:val="SourceCode"/>
+      </w:pPr>
+      <w:r>
+        <w:rPr>
+          <w:rStyle w:val="VerbatimChar"/>
+          <w:rFonts w:ascii="宋体" w:hAnsi="宋体" w:eastAsia="宋体"/>
+        </w:rPr>
+        <w:t xml:space="preserve">$ uv run --extra dev pytest -q</w:t>
+      </w:r>
+      <w:r>
+        <w:rPr>
+          <w:rFonts w:ascii="宋体" w:hAnsi="宋体" w:eastAsia="宋体"/>
+        </w:rPr>
+        <w:br/>
+      </w:r>
+      <w:r>
+        <w:rPr>
+          <w:rStyle w:val="VerbatimChar"/>
+          <w:rFonts w:ascii="宋体" w:hAnsi="宋体" w:eastAsia="宋体"/>
+        </w:rPr>
+        <w:t xml:space="preserve">...............................                                          [100%]</w:t>
+      </w:r>
+      <w:r>
+        <w:rPr>
+          <w:rFonts w:ascii="宋体" w:hAnsi="宋体" w:eastAsia="宋体"/>
+        </w:rPr>
+        <w:br/>
+      </w:r>
+      <w:r>
+        <w:rPr>
+          <w:rStyle w:val="VerbatimChar"/>
+          <w:rFonts w:ascii="宋体" w:hAnsi="宋体" w:eastAsia="宋体"/>
+        </w:rPr>
+        <w:t xml:space="preserve">31 passed in 8.45s</w:t>
+      </w:r>
+    </w:p>
+    <w:p>
+      <w:pPr>
+        <w:pStyle w:val="FirstParagraph"/>
+      </w:pPr>
+      <w:r>
+        <w:rPr>
+          <w:rFonts w:ascii="宋体" w:hAnsi="宋体" w:eastAsia="宋体"/>
+        </w:rPr>
+        <w:t xml:space="preserve">若后续提交导致耗时变化，以重新执行命令的终端输出为准；通过数量应保持一致或随新增测试同步增加。</w:t>
+      </w:r>
+    </w:p>
+    <w:bookmarkEnd w:id="28"/>
+    <w:bookmarkStart w:id="29" w:name="测试结论"/>
+    <w:p>
+      <w:pPr>
+        <w:pStyle w:val="Heading2"/>
+      </w:pPr>
+      <w:r>
+        <w:rPr>
+          <w:rFonts w:ascii="黑体" w:hAnsi="黑体" w:eastAsia="黑体"/>
+        </w:rPr>
+        <w:t xml:space="preserve">7. 测试结论</w:t>
       </w:r>
     </w:p>
     <w:p>
@@ -2514,7 +2890,7 @@
           <w:rStyle w:val="VerbatimChar"/>
           <w:rFonts w:ascii="宋体" w:hAnsi="宋体" w:eastAsia="宋体"/>
         </w:rPr>
-        <w:t xml:space="preserve">20 passed in 7.02s</w:t>
+        <w:t xml:space="preserve">20 passed in 6.40s</w:t>
       </w:r>
       <w:r>
         <w:rPr>
@@ -2561,7 +2937,7 @@
           <w:rStyle w:val="VerbatimChar"/>
           <w:rFonts w:ascii="宋体" w:hAnsi="宋体" w:eastAsia="宋体"/>
         </w:rPr>
-        <w:t xml:space="preserve">31 passed in 8.12s</w:t>
+        <w:t xml:space="preserve">31 passed in 8.45s</w:t>
       </w:r>
       <w:r>
         <w:rPr>
@@ -2581,8 +2957,8 @@
         <w:t xml:space="preserve">单元测试覆盖了系统关键基础模块，能够及时发现 loader、labeler、metric 和模型接口层面的回归问题。结题阶段测试通过标准为：所有单元测试执行成功，且 notebook smoke test 能完成训练类示例的最小 epoch 运行。</w:t>
       </w:r>
     </w:p>
-    <w:bookmarkEnd w:id="28"/>
     <w:bookmarkEnd w:id="29"/>
+    <w:bookmarkEnd w:id="30"/>
     <w:sectPr>
       <w:pgMar w:top="1361" w:bottom="1247" w:left="1417" w:right="1417"/>
     </w:sectPr>

--- a/docx/final/13_单元测试报告.docx
+++ b/docx/final/13_单元测试报告.docx
@@ -36,9 +36,9 @@
       </w:pPr>
       <w:r>
         <w:rPr>
-          <w:rFonts w:ascii="黑体" w:hAnsi="黑体" w:eastAsia="黑体"/>
+          <w:rFonts w:ascii="宋体" w:hAnsi="宋体" w:eastAsia="宋体"/>
           <w:b/>
-          <w:sz w:val="40"/>
+          <w:sz w:val="48"/>
         </w:rPr>
         <w:t xml:space="preserve">工业轴承设备剩余寿命预测系统的实现：单元测试报告</w:t>
       </w:r>
@@ -50,7 +50,7 @@
       </w:pPr>
       <w:r>
         <w:rPr>
-          <w:rFonts w:ascii="黑体" w:hAnsi="黑体" w:eastAsia="黑体"/>
+          <w:rFonts w:ascii="宋体" w:hAnsi="宋体" w:eastAsia="宋体"/>
         </w:rPr>
         <w:t xml:space="preserve">文档信息</w:t>
       </w:r>
@@ -61,19 +61,19 @@
         <w:tblW w:type="pct" w:w="0.0"/>
         <w:tblLook w:firstRow="1" w:lastRow="0" w:firstColumn="0" w:lastColumn="0" w:noHBand="0" w:noVBand="0" w:val="0020"/>
         <w:tblBorders>
-          <w:top w:val="single" w:sz="4" w:space="0" w:color="BFBFBF"/>
-          <w:left w:val="single" w:sz="4" w:space="0" w:color="BFBFBF"/>
-          <w:bottom w:val="single" w:sz="4" w:space="0" w:color="BFBFBF"/>
-          <w:right w:val="single" w:sz="4" w:space="0" w:color="BFBFBF"/>
-          <w:insideH w:val="single" w:sz="4" w:space="0" w:color="BFBFBF"/>
-          <w:insideV w:val="single" w:sz="4" w:space="0" w:color="BFBFBF"/>
+          <w:top w:val="single" w:sz="4" w:space="0" w:color="000000"/>
+          <w:left w:val="single" w:sz="4" w:space="0" w:color="000000"/>
+          <w:bottom w:val="single" w:sz="4" w:space="0" w:color="000000"/>
+          <w:right w:val="single" w:sz="4" w:space="0" w:color="000000"/>
+          <w:insideH w:val="single" w:sz="4" w:space="0" w:color="000000"/>
+          <w:insideV w:val="single" w:sz="4" w:space="0" w:color="000000"/>
         </w:tblBorders>
       </w:tblPr>
       <w:tblGrid/>
       <w:tr>
         <w:tc>
           <w:tcPr>
-            <w:shd w:fill="EAEAEA"/>
+            <w:shd w:fill="FFFFFF"/>
           </w:tcPr>
           <w:p>
             <w:pPr>
@@ -84,7 +84,8 @@
             <w:r>
               <w:rPr>
                 <w:rFonts w:ascii="宋体" w:hAnsi="宋体" w:eastAsia="宋体"/>
-                <w:sz w:val="19"/>
+                <w:b/>
+                <w:sz w:val="21"/>
               </w:rPr>
               <w:t xml:space="preserve">项目</w:t>
             </w:r>
@@ -92,7 +93,7 @@
         </w:tc>
         <w:tc>
           <w:tcPr>
-            <w:shd w:fill="EAEAEA"/>
+            <w:shd w:fill="FFFFFF"/>
           </w:tcPr>
           <w:p>
             <w:pPr>
@@ -103,7 +104,8 @@
             <w:r>
               <w:rPr>
                 <w:rFonts w:ascii="宋体" w:hAnsi="宋体" w:eastAsia="宋体"/>
-                <w:sz w:val="19"/>
+                <w:b/>
+                <w:sz w:val="21"/>
               </w:rPr>
               <w:t xml:space="preserve">内容</w:t>
             </w:r>
@@ -121,7 +123,7 @@
             <w:r>
               <w:rPr>
                 <w:rFonts w:ascii="宋体" w:hAnsi="宋体" w:eastAsia="宋体"/>
-                <w:sz w:val="19"/>
+                <w:sz w:val="21"/>
               </w:rPr>
               <w:t xml:space="preserve">文档名称</w:t>
             </w:r>
@@ -137,7 +139,7 @@
             <w:r>
               <w:rPr>
                 <w:rFonts w:ascii="宋体" w:hAnsi="宋体" w:eastAsia="宋体"/>
-                <w:sz w:val="19"/>
+                <w:sz w:val="21"/>
               </w:rPr>
               <w:t xml:space="preserve">单元测试报告</w:t>
             </w:r>
@@ -155,7 +157,7 @@
             <w:r>
               <w:rPr>
                 <w:rFonts w:ascii="宋体" w:hAnsi="宋体" w:eastAsia="宋体"/>
-                <w:sz w:val="19"/>
+                <w:sz w:val="21"/>
               </w:rPr>
               <w:t xml:space="preserve">文档编号</w:t>
             </w:r>
@@ -171,7 +173,7 @@
             <w:r>
               <w:rPr>
                 <w:rFonts w:ascii="宋体" w:hAnsi="宋体" w:eastAsia="宋体"/>
-                <w:sz w:val="19"/>
+                <w:sz w:val="21"/>
               </w:rPr>
               <w:t xml:space="preserve">SE-PHM-FINAL-13</w:t>
             </w:r>
@@ -189,7 +191,7 @@
             <w:r>
               <w:rPr>
                 <w:rFonts w:ascii="宋体" w:hAnsi="宋体" w:eastAsia="宋体"/>
-                <w:sz w:val="19"/>
+                <w:sz w:val="21"/>
               </w:rPr>
               <w:t xml:space="preserve">文档阶段</w:t>
             </w:r>
@@ -205,7 +207,7 @@
             <w:r>
               <w:rPr>
                 <w:rFonts w:ascii="宋体" w:hAnsi="宋体" w:eastAsia="宋体"/>
-                <w:sz w:val="19"/>
+                <w:sz w:val="21"/>
               </w:rPr>
               <w:t xml:space="preserve">结题</w:t>
             </w:r>
@@ -223,7 +225,7 @@
             <w:r>
               <w:rPr>
                 <w:rFonts w:ascii="宋体" w:hAnsi="宋体" w:eastAsia="宋体"/>
-                <w:sz w:val="19"/>
+                <w:sz w:val="21"/>
               </w:rPr>
               <w:t xml:space="preserve">项目名称</w:t>
             </w:r>
@@ -239,7 +241,7 @@
             <w:r>
               <w:rPr>
                 <w:rFonts w:ascii="宋体" w:hAnsi="宋体" w:eastAsia="宋体"/>
-                <w:sz w:val="19"/>
+                <w:sz w:val="21"/>
               </w:rPr>
               <w:t xml:space="preserve">工业轴承设备剩余寿命预测系统的实现</w:t>
             </w:r>
@@ -257,7 +259,7 @@
             <w:r>
               <w:rPr>
                 <w:rFonts w:ascii="宋体" w:hAnsi="宋体" w:eastAsia="宋体"/>
-                <w:sz w:val="19"/>
+                <w:sz w:val="21"/>
               </w:rPr>
               <w:t xml:space="preserve">课程</w:t>
             </w:r>
@@ -273,7 +275,7 @@
             <w:r>
               <w:rPr>
                 <w:rFonts w:ascii="宋体" w:hAnsi="宋体" w:eastAsia="宋体"/>
-                <w:sz w:val="19"/>
+                <w:sz w:val="21"/>
               </w:rPr>
               <w:t xml:space="preserve">中国科学技术大学软件学院《软件工程》</w:t>
             </w:r>
@@ -291,7 +293,7 @@
             <w:r>
               <w:rPr>
                 <w:rFonts w:ascii="宋体" w:hAnsi="宋体" w:eastAsia="宋体"/>
-                <w:sz w:val="19"/>
+                <w:sz w:val="21"/>
               </w:rPr>
               <w:t xml:space="preserve">指导老师</w:t>
             </w:r>
@@ -307,7 +309,7 @@
             <w:r>
               <w:rPr>
                 <w:rFonts w:ascii="宋体" w:hAnsi="宋体" w:eastAsia="宋体"/>
-                <w:sz w:val="19"/>
+                <w:sz w:val="21"/>
               </w:rPr>
               <w:t xml:space="preserve">zjf</w:t>
             </w:r>
@@ -325,7 +327,7 @@
             <w:r>
               <w:rPr>
                 <w:rFonts w:ascii="宋体" w:hAnsi="宋体" w:eastAsia="宋体"/>
-                <w:sz w:val="19"/>
+                <w:sz w:val="21"/>
               </w:rPr>
               <w:t xml:space="preserve">小组成员</w:t>
             </w:r>
@@ -341,7 +343,7 @@
             <w:r>
               <w:rPr>
                 <w:rFonts w:ascii="宋体" w:hAnsi="宋体" w:eastAsia="宋体"/>
-                <w:sz w:val="19"/>
+                <w:sz w:val="21"/>
               </w:rPr>
               <w:t xml:space="preserve">zyj、cyy、zdh、zy</w:t>
             </w:r>
@@ -359,7 +361,7 @@
             <w:r>
               <w:rPr>
                 <w:rFonts w:ascii="宋体" w:hAnsi="宋体" w:eastAsia="宋体"/>
-                <w:sz w:val="19"/>
+                <w:sz w:val="21"/>
               </w:rPr>
               <w:t xml:space="preserve">文档负责人</w:t>
             </w:r>
@@ -375,7 +377,7 @@
             <w:r>
               <w:rPr>
                 <w:rFonts w:ascii="宋体" w:hAnsi="宋体" w:eastAsia="宋体"/>
-                <w:sz w:val="19"/>
+                <w:sz w:val="21"/>
               </w:rPr>
               <w:t xml:space="preserve">cyy</w:t>
             </w:r>
@@ -393,7 +395,7 @@
             <w:r>
               <w:rPr>
                 <w:rFonts w:ascii="宋体" w:hAnsi="宋体" w:eastAsia="宋体"/>
-                <w:sz w:val="19"/>
+                <w:sz w:val="21"/>
               </w:rPr>
               <w:t xml:space="preserve">参与编写</w:t>
             </w:r>
@@ -409,7 +411,7 @@
             <w:r>
               <w:rPr>
                 <w:rFonts w:ascii="宋体" w:hAnsi="宋体" w:eastAsia="宋体"/>
-                <w:sz w:val="19"/>
+                <w:sz w:val="21"/>
               </w:rPr>
               <w:t xml:space="preserve">zyj、zdh、zy</w:t>
             </w:r>
@@ -427,7 +429,7 @@
             <w:r>
               <w:rPr>
                 <w:rFonts w:ascii="宋体" w:hAnsi="宋体" w:eastAsia="宋体"/>
-                <w:sz w:val="19"/>
+                <w:sz w:val="21"/>
               </w:rPr>
               <w:t xml:space="preserve">版本</w:t>
             </w:r>
@@ -443,7 +445,7 @@
             <w:r>
               <w:rPr>
                 <w:rFonts w:ascii="宋体" w:hAnsi="宋体" w:eastAsia="宋体"/>
-                <w:sz w:val="19"/>
+                <w:sz w:val="21"/>
               </w:rPr>
               <w:t xml:space="preserve">V3.0</w:t>
             </w:r>
@@ -461,7 +463,7 @@
             <w:r>
               <w:rPr>
                 <w:rFonts w:ascii="宋体" w:hAnsi="宋体" w:eastAsia="宋体"/>
-                <w:sz w:val="19"/>
+                <w:sz w:val="21"/>
               </w:rPr>
               <w:t xml:space="preserve">修订日期</w:t>
             </w:r>
@@ -477,7 +479,7 @@
             <w:r>
               <w:rPr>
                 <w:rFonts w:ascii="宋体" w:hAnsi="宋体" w:eastAsia="宋体"/>
-                <w:sz w:val="19"/>
+                <w:sz w:val="21"/>
               </w:rPr>
               <w:t xml:space="preserve">2026-06-14</w:t>
             </w:r>
@@ -495,7 +497,7 @@
             <w:r>
               <w:rPr>
                 <w:rFonts w:ascii="宋体" w:hAnsi="宋体" w:eastAsia="宋体"/>
-                <w:sz w:val="19"/>
+                <w:sz w:val="21"/>
               </w:rPr>
               <w:t xml:space="preserve">归档形式</w:t>
             </w:r>
@@ -511,7 +513,7 @@
             <w:r>
               <w:rPr>
                 <w:rFonts w:ascii="宋体" w:hAnsi="宋体" w:eastAsia="宋体"/>
-                <w:sz w:val="19"/>
+                <w:sz w:val="21"/>
               </w:rPr>
               <w:t xml:space="preserve">Markdown 源文件、PDF、DOCX</w:t>
             </w:r>
@@ -529,7 +531,7 @@
             <w:r>
               <w:rPr>
                 <w:rFonts w:ascii="宋体" w:hAnsi="宋体" w:eastAsia="宋体"/>
-                <w:sz w:val="19"/>
+                <w:sz w:val="21"/>
               </w:rPr>
               <w:t xml:space="preserve">内容基线</w:t>
             </w:r>
@@ -545,7 +547,7 @@
             <w:r>
               <w:rPr>
                 <w:rFonts w:ascii="宋体" w:hAnsi="宋体" w:eastAsia="宋体"/>
-                <w:sz w:val="19"/>
+                <w:sz w:val="21"/>
               </w:rPr>
               <w:t xml:space="preserve">单元测试执行记录、覆盖范围和结论</w:t>
             </w:r>
@@ -561,7 +563,7 @@
       </w:pPr>
       <w:r>
         <w:rPr>
-          <w:rFonts w:ascii="黑体" w:hAnsi="黑体" w:eastAsia="黑体"/>
+          <w:rFonts w:ascii="宋体" w:hAnsi="宋体" w:eastAsia="宋体"/>
         </w:rPr>
         <w:t xml:space="preserve">修订记录</w:t>
       </w:r>
@@ -572,19 +574,19 @@
         <w:tblW w:type="pct" w:w="0.0"/>
         <w:tblLook w:firstRow="1" w:lastRow="0" w:firstColumn="0" w:lastColumn="0" w:noHBand="0" w:noVBand="0" w:val="0020"/>
         <w:tblBorders>
-          <w:top w:val="single" w:sz="4" w:space="0" w:color="BFBFBF"/>
-          <w:left w:val="single" w:sz="4" w:space="0" w:color="BFBFBF"/>
-          <w:bottom w:val="single" w:sz="4" w:space="0" w:color="BFBFBF"/>
-          <w:right w:val="single" w:sz="4" w:space="0" w:color="BFBFBF"/>
-          <w:insideH w:val="single" w:sz="4" w:space="0" w:color="BFBFBF"/>
-          <w:insideV w:val="single" w:sz="4" w:space="0" w:color="BFBFBF"/>
+          <w:top w:val="single" w:sz="4" w:space="0" w:color="000000"/>
+          <w:left w:val="single" w:sz="4" w:space="0" w:color="000000"/>
+          <w:bottom w:val="single" w:sz="4" w:space="0" w:color="000000"/>
+          <w:right w:val="single" w:sz="4" w:space="0" w:color="000000"/>
+          <w:insideH w:val="single" w:sz="4" w:space="0" w:color="000000"/>
+          <w:insideV w:val="single" w:sz="4" w:space="0" w:color="000000"/>
         </w:tblBorders>
       </w:tblPr>
       <w:tblGrid/>
       <w:tr>
         <w:tc>
           <w:tcPr>
-            <w:shd w:fill="EAEAEA"/>
+            <w:shd w:fill="FFFFFF"/>
           </w:tcPr>
           <w:p>
             <w:pPr>
@@ -595,7 +597,8 @@
             <w:r>
               <w:rPr>
                 <w:rFonts w:ascii="宋体" w:hAnsi="宋体" w:eastAsia="宋体"/>
-                <w:sz w:val="19"/>
+                <w:b/>
+                <w:sz w:val="21"/>
               </w:rPr>
               <w:t xml:space="preserve">版本</w:t>
             </w:r>
@@ -603,7 +606,7 @@
         </w:tc>
         <w:tc>
           <w:tcPr>
-            <w:shd w:fill="EAEAEA"/>
+            <w:shd w:fill="FFFFFF"/>
           </w:tcPr>
           <w:p>
             <w:pPr>
@@ -614,7 +617,8 @@
             <w:r>
               <w:rPr>
                 <w:rFonts w:ascii="宋体" w:hAnsi="宋体" w:eastAsia="宋体"/>
-                <w:sz w:val="19"/>
+                <w:b/>
+                <w:sz w:val="21"/>
               </w:rPr>
               <w:t xml:space="preserve">日期</w:t>
             </w:r>
@@ -622,7 +626,7 @@
         </w:tc>
         <w:tc>
           <w:tcPr>
-            <w:shd w:fill="EAEAEA"/>
+            <w:shd w:fill="FFFFFF"/>
           </w:tcPr>
           <w:p>
             <w:pPr>
@@ -633,7 +637,8 @@
             <w:r>
               <w:rPr>
                 <w:rFonts w:ascii="宋体" w:hAnsi="宋体" w:eastAsia="宋体"/>
-                <w:sz w:val="19"/>
+                <w:b/>
+                <w:sz w:val="21"/>
               </w:rPr>
               <w:t xml:space="preserve">编写人</w:t>
             </w:r>
@@ -641,7 +646,7 @@
         </w:tc>
         <w:tc>
           <w:tcPr>
-            <w:shd w:fill="EAEAEA"/>
+            <w:shd w:fill="FFFFFF"/>
           </w:tcPr>
           <w:p>
             <w:pPr>
@@ -652,7 +657,8 @@
             <w:r>
               <w:rPr>
                 <w:rFonts w:ascii="宋体" w:hAnsi="宋体" w:eastAsia="宋体"/>
-                <w:sz w:val="19"/>
+                <w:b/>
+                <w:sz w:val="21"/>
               </w:rPr>
               <w:t xml:space="preserve">说明</w:t>
             </w:r>
@@ -670,7 +676,7 @@
             <w:r>
               <w:rPr>
                 <w:rFonts w:ascii="宋体" w:hAnsi="宋体" w:eastAsia="宋体"/>
-                <w:sz w:val="19"/>
+                <w:sz w:val="21"/>
               </w:rPr>
               <w:t xml:space="preserve">V1.0</w:t>
             </w:r>
@@ -686,7 +692,7 @@
             <w:r>
               <w:rPr>
                 <w:rFonts w:ascii="宋体" w:hAnsi="宋体" w:eastAsia="宋体"/>
-                <w:sz w:val="19"/>
+                <w:sz w:val="21"/>
               </w:rPr>
               <w:t xml:space="preserve">2025-11-10</w:t>
             </w:r>
@@ -702,7 +708,7 @@
             <w:r>
               <w:rPr>
                 <w:rFonts w:ascii="宋体" w:hAnsi="宋体" w:eastAsia="宋体"/>
-                <w:sz w:val="19"/>
+                <w:sz w:val="21"/>
               </w:rPr>
               <w:t xml:space="preserve">项目组</w:t>
             </w:r>
@@ -718,7 +724,7 @@
             <w:r>
               <w:rPr>
                 <w:rFonts w:ascii="宋体" w:hAnsi="宋体" w:eastAsia="宋体"/>
-                <w:sz w:val="19"/>
+                <w:sz w:val="21"/>
               </w:rPr>
               <w:t xml:space="preserve">完成初版课程文档</w:t>
             </w:r>
@@ -736,7 +742,7 @@
             <w:r>
               <w:rPr>
                 <w:rFonts w:ascii="宋体" w:hAnsi="宋体" w:eastAsia="宋体"/>
-                <w:sz w:val="19"/>
+                <w:sz w:val="21"/>
               </w:rPr>
               <w:t xml:space="preserve">V2.0</w:t>
             </w:r>
@@ -752,7 +758,7 @@
             <w:r>
               <w:rPr>
                 <w:rFonts w:ascii="宋体" w:hAnsi="宋体" w:eastAsia="宋体"/>
-                <w:sz w:val="19"/>
+                <w:sz w:val="21"/>
               </w:rPr>
               <w:t xml:space="preserve">2026-03-12</w:t>
             </w:r>
@@ -768,7 +774,7 @@
             <w:r>
               <w:rPr>
                 <w:rFonts w:ascii="宋体" w:hAnsi="宋体" w:eastAsia="宋体"/>
-                <w:sz w:val="19"/>
+                <w:sz w:val="21"/>
               </w:rPr>
               <w:t xml:space="preserve">项目组</w:t>
             </w:r>
@@ -784,7 +790,7 @@
             <w:r>
               <w:rPr>
                 <w:rFonts w:ascii="宋体" w:hAnsi="宋体" w:eastAsia="宋体"/>
-                <w:sz w:val="19"/>
+                <w:sz w:val="21"/>
               </w:rPr>
               <w:t xml:space="preserve">统一项目名称、技术基线和阶段交付内容</w:t>
             </w:r>
@@ -802,7 +808,7 @@
             <w:r>
               <w:rPr>
                 <w:rFonts w:ascii="宋体" w:hAnsi="宋体" w:eastAsia="宋体"/>
-                <w:sz w:val="19"/>
+                <w:sz w:val="21"/>
               </w:rPr>
               <w:t xml:space="preserve">V3.0</w:t>
             </w:r>
@@ -818,7 +824,7 @@
             <w:r>
               <w:rPr>
                 <w:rFonts w:ascii="宋体" w:hAnsi="宋体" w:eastAsia="宋体"/>
-                <w:sz w:val="19"/>
+                <w:sz w:val="21"/>
               </w:rPr>
               <w:t xml:space="preserve">2026-06-14</w:t>
             </w:r>
@@ -834,7 +840,7 @@
             <w:r>
               <w:rPr>
                 <w:rFonts w:ascii="宋体" w:hAnsi="宋体" w:eastAsia="宋体"/>
-                <w:sz w:val="19"/>
+                <w:sz w:val="21"/>
               </w:rPr>
               <w:t xml:space="preserve">项目组</w:t>
             </w:r>
@@ -850,7 +856,7 @@
             <w:r>
               <w:rPr>
                 <w:rFonts w:ascii="宋体" w:hAnsi="宋体" w:eastAsia="宋体"/>
-                <w:sz w:val="19"/>
+                <w:sz w:val="21"/>
               </w:rPr>
               <w:t xml:space="preserve">参考课程交付样例统一封面与归档格式，补充数据理解、技术难点、测试验收和 DOCX 交付信息</w:t>
             </w:r>
@@ -866,7 +872,7 @@
       </w:pPr>
       <w:r>
         <w:rPr>
-          <w:rFonts w:ascii="黑体" w:hAnsi="黑体" w:eastAsia="黑体"/>
+          <w:rFonts w:ascii="宋体" w:hAnsi="宋体" w:eastAsia="宋体"/>
         </w:rPr>
         <w:t xml:space="preserve">1. 测试目标</w:t>
       </w:r>
@@ -874,6 +880,8 @@
     <w:p>
       <w:pPr>
         <w:pStyle w:val="FirstParagraph"/>
+        <w:spacing w:line="276" w:lineRule="auto" w:after="0"/>
+        <w:ind w:firstLine="420"/>
       </w:pPr>
       <w:r>
         <w:rPr>
@@ -890,7 +898,7 @@
       </w:pPr>
       <w:r>
         <w:rPr>
-          <w:rFonts w:ascii="黑体" w:hAnsi="黑体" w:eastAsia="黑体"/>
+          <w:rFonts w:ascii="宋体" w:hAnsi="宋体" w:eastAsia="宋体"/>
         </w:rPr>
         <w:t xml:space="preserve">2. 测试环境</w:t>
       </w:r>
@@ -901,19 +909,19 @@
         <w:tblW w:type="pct" w:w="0.0"/>
         <w:tblLook w:firstRow="1" w:lastRow="0" w:firstColumn="0" w:lastColumn="0" w:noHBand="0" w:noVBand="0" w:val="0020"/>
         <w:tblBorders>
-          <w:top w:val="single" w:sz="4" w:space="0" w:color="BFBFBF"/>
-          <w:left w:val="single" w:sz="4" w:space="0" w:color="BFBFBF"/>
-          <w:bottom w:val="single" w:sz="4" w:space="0" w:color="BFBFBF"/>
-          <w:right w:val="single" w:sz="4" w:space="0" w:color="BFBFBF"/>
-          <w:insideH w:val="single" w:sz="4" w:space="0" w:color="BFBFBF"/>
-          <w:insideV w:val="single" w:sz="4" w:space="0" w:color="BFBFBF"/>
+          <w:top w:val="single" w:sz="4" w:space="0" w:color="000000"/>
+          <w:left w:val="single" w:sz="4" w:space="0" w:color="000000"/>
+          <w:bottom w:val="single" w:sz="4" w:space="0" w:color="000000"/>
+          <w:right w:val="single" w:sz="4" w:space="0" w:color="000000"/>
+          <w:insideH w:val="single" w:sz="4" w:space="0" w:color="000000"/>
+          <w:insideV w:val="single" w:sz="4" w:space="0" w:color="000000"/>
         </w:tblBorders>
       </w:tblPr>
       <w:tblGrid/>
       <w:tr>
         <w:tc>
           <w:tcPr>
-            <w:shd w:fill="EAEAEA"/>
+            <w:shd w:fill="FFFFFF"/>
           </w:tcPr>
           <w:p>
             <w:pPr>
@@ -924,7 +932,8 @@
             <w:r>
               <w:rPr>
                 <w:rFonts w:ascii="宋体" w:hAnsi="宋体" w:eastAsia="宋体"/>
-                <w:sz w:val="19"/>
+                <w:b/>
+                <w:sz w:val="21"/>
               </w:rPr>
               <w:t xml:space="preserve">项目</w:t>
             </w:r>
@@ -932,7 +941,7 @@
         </w:tc>
         <w:tc>
           <w:tcPr>
-            <w:shd w:fill="EAEAEA"/>
+            <w:shd w:fill="FFFFFF"/>
           </w:tcPr>
           <w:p>
             <w:pPr>
@@ -943,7 +952,8 @@
             <w:r>
               <w:rPr>
                 <w:rFonts w:ascii="宋体" w:hAnsi="宋体" w:eastAsia="宋体"/>
-                <w:sz w:val="19"/>
+                <w:b/>
+                <w:sz w:val="21"/>
               </w:rPr>
               <w:t xml:space="preserve">配置</w:t>
             </w:r>
@@ -961,7 +971,7 @@
             <w:r>
               <w:rPr>
                 <w:rFonts w:ascii="宋体" w:hAnsi="宋体" w:eastAsia="宋体"/>
-                <w:sz w:val="19"/>
+                <w:sz w:val="21"/>
               </w:rPr>
               <w:t xml:space="preserve">Python</w:t>
             </w:r>
@@ -977,7 +987,7 @@
             <w:r>
               <w:rPr>
                 <w:rFonts w:ascii="宋体" w:hAnsi="宋体" w:eastAsia="宋体"/>
-                <w:sz w:val="19"/>
+                <w:sz w:val="21"/>
               </w:rPr>
               <w:t xml:space="preserve">3.11+</w:t>
             </w:r>
@@ -995,7 +1005,7 @@
             <w:r>
               <w:rPr>
                 <w:rFonts w:ascii="宋体" w:hAnsi="宋体" w:eastAsia="宋体"/>
-                <w:sz w:val="19"/>
+                <w:sz w:val="21"/>
               </w:rPr>
               <w:t xml:space="preserve">环境管理</w:t>
             </w:r>
@@ -1011,7 +1021,7 @@
             <w:r>
               <w:rPr>
                 <w:rFonts w:ascii="宋体" w:hAnsi="宋体" w:eastAsia="宋体"/>
-                <w:sz w:val="19"/>
+                <w:sz w:val="21"/>
               </w:rPr>
               <w:t xml:space="preserve">uv</w:t>
             </w:r>
@@ -1029,7 +1039,7 @@
             <w:r>
               <w:rPr>
                 <w:rFonts w:ascii="宋体" w:hAnsi="宋体" w:eastAsia="宋体"/>
-                <w:sz w:val="19"/>
+                <w:sz w:val="21"/>
               </w:rPr>
               <w:t xml:space="preserve">测试框架</w:t>
             </w:r>
@@ -1045,7 +1055,7 @@
             <w:r>
               <w:rPr>
                 <w:rFonts w:ascii="宋体" w:hAnsi="宋体" w:eastAsia="宋体"/>
-                <w:sz w:val="19"/>
+                <w:sz w:val="21"/>
               </w:rPr>
               <w:t xml:space="preserve">pytest</w:t>
             </w:r>
@@ -1063,7 +1073,7 @@
             <w:r>
               <w:rPr>
                 <w:rFonts w:ascii="宋体" w:hAnsi="宋体" w:eastAsia="宋体"/>
-                <w:sz w:val="19"/>
+                <w:sz w:val="21"/>
               </w:rPr>
               <w:t xml:space="preserve">主要依赖</w:t>
             </w:r>
@@ -1079,7 +1089,7 @@
             <w:r>
               <w:rPr>
                 <w:rFonts w:ascii="宋体" w:hAnsi="宋体" w:eastAsia="宋体"/>
-                <w:sz w:val="19"/>
+                <w:sz w:val="21"/>
               </w:rPr>
               <w:t xml:space="preserve">numpy、pandas、scikit-learn、torch、lifelines、matplotlib</w:t>
             </w:r>
@@ -1097,7 +1107,7 @@
             <w:r>
               <w:rPr>
                 <w:rFonts w:ascii="宋体" w:hAnsi="宋体" w:eastAsia="宋体"/>
-                <w:sz w:val="19"/>
+                <w:sz w:val="21"/>
               </w:rPr>
               <w:t xml:space="preserve">运行分支</w:t>
             </w:r>
@@ -1114,7 +1124,7 @@
               <w:rPr>
                 <w:rStyle w:val="VerbatimChar"/>
                 <w:rFonts w:ascii="宋体" w:hAnsi="宋体" w:eastAsia="宋体"/>
-                <w:sz w:val="19"/>
+                <w:sz w:val="21"/>
               </w:rPr>
               <w:t xml:space="preserve">main</w:t>
             </w:r>
@@ -1132,7 +1142,7 @@
             <w:r>
               <w:rPr>
                 <w:rFonts w:ascii="宋体" w:hAnsi="宋体" w:eastAsia="宋体"/>
-                <w:sz w:val="19"/>
+                <w:sz w:val="21"/>
               </w:rPr>
               <w:t xml:space="preserve">测试数据</w:t>
             </w:r>
@@ -1148,14 +1158,14 @@
             <w:r>
               <w:rPr>
                 <w:rFonts w:ascii="宋体" w:hAnsi="宋体" w:eastAsia="宋体"/>
-                <w:sz w:val="19"/>
+                <w:sz w:val="21"/>
               </w:rPr>
               <w:t xml:space="preserve">测试 fixture、合成 demo 数据和小规模临时目录，不依赖</w:t>
             </w:r>
             <w:r>
               <w:rPr>
                 <w:rFonts w:ascii="宋体" w:hAnsi="宋体" w:eastAsia="宋体"/>
-                <w:sz w:val="19"/>
+                <w:sz w:val="21"/>
               </w:rPr>
               <w:t xml:space="preserve"> </w:t>
             </w:r>
@@ -1163,21 +1173,21 @@
               <w:rPr>
                 <w:rStyle w:val="VerbatimChar"/>
                 <w:rFonts w:ascii="宋体" w:hAnsi="宋体" w:eastAsia="宋体"/>
-                <w:sz w:val="19"/>
+                <w:sz w:val="21"/>
               </w:rPr>
               <w:t xml:space="preserve">data/external</w:t>
             </w:r>
             <w:r>
               <w:rPr>
                 <w:rFonts w:ascii="宋体" w:hAnsi="宋体" w:eastAsia="宋体"/>
-                <w:sz w:val="19"/>
+                <w:sz w:val="21"/>
               </w:rPr>
               <w:t xml:space="preserve"> </w:t>
             </w:r>
             <w:r>
               <w:rPr>
                 <w:rFonts w:ascii="宋体" w:hAnsi="宋体" w:eastAsia="宋体"/>
-                <w:sz w:val="19"/>
+                <w:sz w:val="21"/>
               </w:rPr>
               <w:t xml:space="preserve">大文件</w:t>
             </w:r>
@@ -1195,7 +1205,7 @@
             <w:r>
               <w:rPr>
                 <w:rFonts w:ascii="宋体" w:hAnsi="宋体" w:eastAsia="宋体"/>
-                <w:sz w:val="19"/>
+                <w:sz w:val="21"/>
               </w:rPr>
               <w:t xml:space="preserve">输出位置</w:t>
             </w:r>
@@ -1211,7 +1221,7 @@
             <w:r>
               <w:rPr>
                 <w:rFonts w:ascii="宋体" w:hAnsi="宋体" w:eastAsia="宋体"/>
-                <w:sz w:val="19"/>
+                <w:sz w:val="21"/>
               </w:rPr>
               <w:t xml:space="preserve">pytest 临时目录、</w:t>
             </w:r>
@@ -1219,14 +1229,14 @@
               <w:rPr>
                 <w:rStyle w:val="VerbatimChar"/>
                 <w:rFonts w:ascii="宋体" w:hAnsi="宋体" w:eastAsia="宋体"/>
-                <w:sz w:val="19"/>
+                <w:sz w:val="21"/>
               </w:rPr>
               <w:t xml:space="preserve">tmp/</w:t>
             </w:r>
             <w:r>
               <w:rPr>
                 <w:rFonts w:ascii="宋体" w:hAnsi="宋体" w:eastAsia="宋体"/>
-                <w:sz w:val="19"/>
+                <w:sz w:val="21"/>
               </w:rPr>
               <w:t xml:space="preserve">、</w:t>
             </w:r>
@@ -1234,14 +1244,14 @@
               <w:rPr>
                 <w:rStyle w:val="VerbatimChar"/>
                 <w:rFonts w:ascii="宋体" w:hAnsi="宋体" w:eastAsia="宋体"/>
-                <w:sz w:val="19"/>
+                <w:sz w:val="21"/>
               </w:rPr>
               <w:t xml:space="preserve">outputs/</w:t>
             </w:r>
             <w:r>
               <w:rPr>
                 <w:rFonts w:ascii="宋体" w:hAnsi="宋体" w:eastAsia="宋体"/>
-                <w:sz w:val="19"/>
+                <w:sz w:val="21"/>
               </w:rPr>
               <w:t xml:space="preserve">，均不作为源代码提交</w:t>
             </w:r>
@@ -1257,7 +1267,7 @@
       </w:pPr>
       <w:r>
         <w:rPr>
-          <w:rFonts w:ascii="黑体" w:hAnsi="黑体" w:eastAsia="黑体"/>
+          <w:rFonts w:ascii="宋体" w:hAnsi="宋体" w:eastAsia="宋体"/>
         </w:rPr>
         <w:t xml:space="preserve">3. 测试范围</w:t>
       </w:r>
@@ -1268,12 +1278,12 @@
         <w:tblW w:type="pct" w:w="5000.0"/>
         <w:tblLook w:firstRow="1" w:lastRow="0" w:firstColumn="0" w:lastColumn="0" w:noHBand="0" w:noVBand="0" w:val="0020"/>
         <w:tblBorders>
-          <w:top w:val="single" w:sz="4" w:space="0" w:color="BFBFBF"/>
-          <w:left w:val="single" w:sz="4" w:space="0" w:color="BFBFBF"/>
-          <w:bottom w:val="single" w:sz="4" w:space="0" w:color="BFBFBF"/>
-          <w:right w:val="single" w:sz="4" w:space="0" w:color="BFBFBF"/>
-          <w:insideH w:val="single" w:sz="4" w:space="0" w:color="BFBFBF"/>
-          <w:insideV w:val="single" w:sz="4" w:space="0" w:color="BFBFBF"/>
+          <w:top w:val="single" w:sz="4" w:space="0" w:color="000000"/>
+          <w:left w:val="single" w:sz="4" w:space="0" w:color="000000"/>
+          <w:bottom w:val="single" w:sz="4" w:space="0" w:color="000000"/>
+          <w:right w:val="single" w:sz="4" w:space="0" w:color="000000"/>
+          <w:insideH w:val="single" w:sz="4" w:space="0" w:color="000000"/>
+          <w:insideV w:val="single" w:sz="4" w:space="0" w:color="000000"/>
         </w:tblBorders>
       </w:tblPr>
       <w:tblGrid>
@@ -1283,7 +1293,7 @@
       <w:tr>
         <w:tc>
           <w:tcPr>
-            <w:shd w:fill="EAEAEA"/>
+            <w:shd w:fill="FFFFFF"/>
           </w:tcPr>
           <w:p>
             <w:pPr>
@@ -1294,7 +1304,8 @@
             <w:r>
               <w:rPr>
                 <w:rFonts w:ascii="宋体" w:hAnsi="宋体" w:eastAsia="宋体"/>
-                <w:sz w:val="19"/>
+                <w:b/>
+                <w:sz w:val="21"/>
               </w:rPr>
               <w:t xml:space="preserve">测试文件</w:t>
             </w:r>
@@ -1302,7 +1313,7 @@
         </w:tc>
         <w:tc>
           <w:tcPr>
-            <w:shd w:fill="EAEAEA"/>
+            <w:shd w:fill="FFFFFF"/>
           </w:tcPr>
           <w:p>
             <w:pPr>
@@ -1313,7 +1324,8 @@
             <w:r>
               <w:rPr>
                 <w:rFonts w:ascii="宋体" w:hAnsi="宋体" w:eastAsia="宋体"/>
-                <w:sz w:val="19"/>
+                <w:b/>
+                <w:sz w:val="21"/>
               </w:rPr>
               <w:t xml:space="preserve">覆盖内容</w:t>
             </w:r>
@@ -1332,7 +1344,7 @@
               <w:rPr>
                 <w:rStyle w:val="VerbatimChar"/>
                 <w:rFonts w:ascii="宋体" w:hAnsi="宋体" w:eastAsia="宋体"/>
-                <w:sz w:val="19"/>
+                <w:sz w:val="21"/>
               </w:rPr>
               <w:t xml:space="preserve">tests/test_data_io_and_loaders.py</w:t>
             </w:r>
@@ -1348,7 +1360,7 @@
             <w:r>
               <w:rPr>
                 <w:rFonts w:ascii="宋体" w:hAnsi="宋体" w:eastAsia="宋体"/>
-                <w:sz w:val="19"/>
+                <w:sz w:val="21"/>
               </w:rPr>
               <w:t xml:space="preserve">数据序列化、XJTU-SY loader、PHM2012 loader、读前抽样</w:t>
             </w:r>
@@ -1367,7 +1379,7 @@
               <w:rPr>
                 <w:rStyle w:val="VerbatimChar"/>
                 <w:rFonts w:ascii="宋体" w:hAnsi="宋体" w:eastAsia="宋体"/>
-                <w:sz w:val="19"/>
+                <w:sz w:val="21"/>
               </w:rPr>
               <w:t xml:space="preserve">tests/test_rul_metrics.py</w:t>
             </w:r>
@@ -1383,7 +1395,7 @@
             <w:r>
               <w:rPr>
                 <w:rFonts w:ascii="宋体" w:hAnsi="宋体" w:eastAsia="宋体"/>
-                <w:sz w:val="19"/>
+                <w:sz w:val="21"/>
               </w:rPr>
               <w:t xml:space="preserve">RUL 指标、Huang Score、NormalizedRMSE、方向性指标</w:t>
             </w:r>
@@ -1402,7 +1414,7 @@
               <w:rPr>
                 <w:rStyle w:val="VerbatimChar"/>
                 <w:rFonts w:ascii="宋体" w:hAnsi="宋体" w:eastAsia="宋体"/>
-                <w:sz w:val="19"/>
+                <w:sz w:val="21"/>
               </w:rPr>
               <w:t xml:space="preserve">tests/test_paper_cnn_lstm_attention.py</w:t>
             </w:r>
@@ -1418,7 +1430,7 @@
             <w:r>
               <w:rPr>
                 <w:rFonts w:ascii="宋体" w:hAnsi="宋体" w:eastAsia="宋体"/>
-                <w:sz w:val="19"/>
+                <w:sz w:val="21"/>
               </w:rPr>
               <w:t xml:space="preserve">CNN-LSTM-AM 模型结构、特征序列、attention 输出</w:t>
             </w:r>
@@ -1437,7 +1449,7 @@
               <w:rPr>
                 <w:rStyle w:val="VerbatimChar"/>
                 <w:rFonts w:ascii="宋体" w:hAnsi="宋体" w:eastAsia="宋体"/>
-                <w:sz w:val="19"/>
+                <w:sz w:val="21"/>
               </w:rPr>
               <w:t xml:space="preserve">tests/test_paper_xlstm_transformer.py</w:t>
             </w:r>
@@ -1453,7 +1465,7 @@
             <w:r>
               <w:rPr>
                 <w:rFonts w:ascii="宋体" w:hAnsi="宋体" w:eastAsia="宋体"/>
-                <w:sz w:val="19"/>
+                <w:sz w:val="21"/>
               </w:rPr>
               <w:t xml:space="preserve">xLSTM-Transformer 模型、论文划分 workflow、notebook 入口</w:t>
             </w:r>
@@ -1472,7 +1484,7 @@
               <w:rPr>
                 <w:rStyle w:val="VerbatimChar"/>
                 <w:rFonts w:ascii="宋体" w:hAnsi="宋体" w:eastAsia="宋体"/>
-                <w:sz w:val="19"/>
+                <w:sz w:val="21"/>
               </w:rPr>
               <w:t xml:space="preserve">tests/test_prediction_modes.py</w:t>
             </w:r>
@@ -1488,7 +1500,7 @@
             <w:r>
               <w:rPr>
                 <w:rFonts w:ascii="宋体" w:hAnsi="宋体" w:eastAsia="宋体"/>
-                <w:sz w:val="19"/>
+                <w:sz w:val="21"/>
               </w:rPr>
               <w:t xml:space="preserve">直接预测、滚动预测、不确定性预测</w:t>
             </w:r>
@@ -1507,7 +1519,7 @@
               <w:rPr>
                 <w:rStyle w:val="VerbatimChar"/>
                 <w:rFonts w:ascii="宋体" w:hAnsi="宋体" w:eastAsia="宋体"/>
-                <w:sz w:val="19"/>
+                <w:sz w:val="21"/>
               </w:rPr>
               <w:t xml:space="preserve">tests/test_stage_and_visualization.py</w:t>
             </w:r>
@@ -1523,7 +1535,7 @@
             <w:r>
               <w:rPr>
                 <w:rFonts w:ascii="宋体" w:hAnsi="宋体" w:eastAsia="宋体"/>
-                <w:sz w:val="19"/>
+                <w:sz w:val="21"/>
               </w:rPr>
               <w:t xml:space="preserve">退化阶段划分和可视化输出</w:t>
             </w:r>
@@ -1542,7 +1554,7 @@
               <w:rPr>
                 <w:rStyle w:val="VerbatimChar"/>
                 <w:rFonts w:ascii="宋体" w:hAnsi="宋体" w:eastAsia="宋体"/>
-                <w:sz w:val="19"/>
+                <w:sz w:val="21"/>
               </w:rPr>
               <w:t xml:space="preserve">tests/test_training_pipeline.py</w:t>
             </w:r>
@@ -1558,7 +1570,7 @@
             <w:r>
               <w:rPr>
                 <w:rFonts w:ascii="宋体" w:hAnsi="宋体" w:eastAsia="宋体"/>
-                <w:sz w:val="19"/>
+                <w:sz w:val="21"/>
               </w:rPr>
               <w:t xml:space="preserve">训练器、回调、实验记录和输出文件</w:t>
             </w:r>
@@ -1574,7 +1586,7 @@
       </w:pPr>
       <w:r>
         <w:rPr>
-          <w:rFonts w:ascii="黑体" w:hAnsi="黑体" w:eastAsia="黑体"/>
+          <w:rFonts w:ascii="宋体" w:hAnsi="宋体" w:eastAsia="宋体"/>
         </w:rPr>
         <w:t xml:space="preserve">4. 关键测试用例</w:t>
       </w:r>
@@ -1585,19 +1597,19 @@
         <w:tblW w:type="pct" w:w="0.0"/>
         <w:tblLook w:firstRow="1" w:lastRow="0" w:firstColumn="0" w:lastColumn="0" w:noHBand="0" w:noVBand="0" w:val="0020"/>
         <w:tblBorders>
-          <w:top w:val="single" w:sz="4" w:space="0" w:color="BFBFBF"/>
-          <w:left w:val="single" w:sz="4" w:space="0" w:color="BFBFBF"/>
-          <w:bottom w:val="single" w:sz="4" w:space="0" w:color="BFBFBF"/>
-          <w:right w:val="single" w:sz="4" w:space="0" w:color="BFBFBF"/>
-          <w:insideH w:val="single" w:sz="4" w:space="0" w:color="BFBFBF"/>
-          <w:insideV w:val="single" w:sz="4" w:space="0" w:color="BFBFBF"/>
+          <w:top w:val="single" w:sz="4" w:space="0" w:color="000000"/>
+          <w:left w:val="single" w:sz="4" w:space="0" w:color="000000"/>
+          <w:bottom w:val="single" w:sz="4" w:space="0" w:color="000000"/>
+          <w:right w:val="single" w:sz="4" w:space="0" w:color="000000"/>
+          <w:insideH w:val="single" w:sz="4" w:space="0" w:color="000000"/>
+          <w:insideV w:val="single" w:sz="4" w:space="0" w:color="000000"/>
         </w:tblBorders>
       </w:tblPr>
       <w:tblGrid/>
       <w:tr>
         <w:tc>
           <w:tcPr>
-            <w:shd w:fill="EAEAEA"/>
+            <w:shd w:fill="FFFFFF"/>
           </w:tcPr>
           <w:p>
             <w:pPr>
@@ -1608,7 +1620,8 @@
             <w:r>
               <w:rPr>
                 <w:rFonts w:ascii="宋体" w:hAnsi="宋体" w:eastAsia="宋体"/>
-                <w:sz w:val="19"/>
+                <w:b/>
+                <w:sz w:val="21"/>
               </w:rPr>
               <w:t xml:space="preserve">编号</w:t>
             </w:r>
@@ -1616,7 +1629,7 @@
         </w:tc>
         <w:tc>
           <w:tcPr>
-            <w:shd w:fill="EAEAEA"/>
+            <w:shd w:fill="FFFFFF"/>
           </w:tcPr>
           <w:p>
             <w:pPr>
@@ -1627,7 +1640,8 @@
             <w:r>
               <w:rPr>
                 <w:rFonts w:ascii="宋体" w:hAnsi="宋体" w:eastAsia="宋体"/>
-                <w:sz w:val="19"/>
+                <w:b/>
+                <w:sz w:val="21"/>
               </w:rPr>
               <w:t xml:space="preserve">用例</w:t>
             </w:r>
@@ -1635,7 +1649,7 @@
         </w:tc>
         <w:tc>
           <w:tcPr>
-            <w:shd w:fill="EAEAEA"/>
+            <w:shd w:fill="FFFFFF"/>
           </w:tcPr>
           <w:p>
             <w:pPr>
@@ -1646,7 +1660,8 @@
             <w:r>
               <w:rPr>
                 <w:rFonts w:ascii="宋体" w:hAnsi="宋体" w:eastAsia="宋体"/>
-                <w:sz w:val="19"/>
+                <w:b/>
+                <w:sz w:val="21"/>
               </w:rPr>
               <w:t xml:space="preserve">期望结果</w:t>
             </w:r>
@@ -1664,7 +1679,7 @@
             <w:r>
               <w:rPr>
                 <w:rFonts w:ascii="宋体" w:hAnsi="宋体" w:eastAsia="宋体"/>
-                <w:sz w:val="19"/>
+                <w:sz w:val="21"/>
               </w:rPr>
               <w:t xml:space="preserve">UT-01</w:t>
             </w:r>
@@ -1680,7 +1695,7 @@
             <w:r>
               <w:rPr>
                 <w:rFonts w:ascii="宋体" w:hAnsi="宋体" w:eastAsia="宋体"/>
-                <w:sz w:val="19"/>
+                <w:sz w:val="21"/>
               </w:rPr>
               <w:t xml:space="preserve">XJTU-SY CSV 目录加载</w:t>
             </w:r>
@@ -1696,14 +1711,14 @@
             <w:r>
               <w:rPr>
                 <w:rFonts w:ascii="宋体" w:hAnsi="宋体" w:eastAsia="宋体"/>
-                <w:sz w:val="19"/>
+                <w:sz w:val="21"/>
               </w:rPr>
               <w:t xml:space="preserve">返回</w:t>
             </w:r>
             <w:r>
               <w:rPr>
                 <w:rFonts w:ascii="宋体" w:hAnsi="宋体" w:eastAsia="宋体"/>
-                <w:sz w:val="19"/>
+                <w:sz w:val="21"/>
               </w:rPr>
               <w:t xml:space="preserve"> </w:t>
             </w:r>
@@ -1711,14 +1726,14 @@
               <w:rPr>
                 <w:rStyle w:val="VerbatimChar"/>
                 <w:rFonts w:ascii="宋体" w:hAnsi="宋体" w:eastAsia="宋体"/>
-                <w:sz w:val="19"/>
+                <w:sz w:val="21"/>
               </w:rPr>
               <w:t xml:space="preserve">BearingEntity</w:t>
             </w:r>
             <w:r>
               <w:rPr>
                 <w:rFonts w:ascii="宋体" w:hAnsi="宋体" w:eastAsia="宋体"/>
-                <w:sz w:val="19"/>
+                <w:sz w:val="21"/>
               </w:rPr>
               <w:t xml:space="preserve">，包含水平/垂直振动通道</w:t>
             </w:r>
@@ -1736,7 +1751,7 @@
             <w:r>
               <w:rPr>
                 <w:rFonts w:ascii="宋体" w:hAnsi="宋体" w:eastAsia="宋体"/>
-                <w:sz w:val="19"/>
+                <w:sz w:val="21"/>
               </w:rPr>
               <w:t xml:space="preserve">UT-02</w:t>
             </w:r>
@@ -1752,7 +1767,7 @@
             <w:r>
               <w:rPr>
                 <w:rFonts w:ascii="宋体" w:hAnsi="宋体" w:eastAsia="宋体"/>
-                <w:sz w:val="19"/>
+                <w:sz w:val="21"/>
               </w:rPr>
               <w:t xml:space="preserve">PHM2012 加速度与温度文件对齐</w:t>
             </w:r>
@@ -1768,14 +1783,14 @@
             <w:r>
               <w:rPr>
                 <w:rFonts w:ascii="宋体" w:hAnsi="宋体" w:eastAsia="宋体"/>
-                <w:sz w:val="19"/>
+                <w:sz w:val="21"/>
               </w:rPr>
               <w:t xml:space="preserve">保留温度通道和</w:t>
             </w:r>
             <w:r>
               <w:rPr>
                 <w:rFonts w:ascii="宋体" w:hAnsi="宋体" w:eastAsia="宋体"/>
-                <w:sz w:val="19"/>
+                <w:sz w:val="21"/>
               </w:rPr>
               <w:t xml:space="preserve"> </w:t>
             </w:r>
@@ -1783,21 +1798,21 @@
               <w:rPr>
                 <w:rStyle w:val="VerbatimChar"/>
                 <w:rFonts w:ascii="宋体" w:hAnsi="宋体" w:eastAsia="宋体"/>
-                <w:sz w:val="19"/>
+                <w:sz w:val="21"/>
               </w:rPr>
               <w:t xml:space="preserve">temperature_file</w:t>
             </w:r>
             <w:r>
               <w:rPr>
                 <w:rFonts w:ascii="宋体" w:hAnsi="宋体" w:eastAsia="宋体"/>
-                <w:sz w:val="19"/>
+                <w:sz w:val="21"/>
               </w:rPr>
               <w:t xml:space="preserve"> </w:t>
             </w:r>
             <w:r>
               <w:rPr>
                 <w:rFonts w:ascii="宋体" w:hAnsi="宋体" w:eastAsia="宋体"/>
-                <w:sz w:val="19"/>
+                <w:sz w:val="21"/>
               </w:rPr>
               <w:t xml:space="preserve">字段</w:t>
             </w:r>
@@ -1815,7 +1830,7 @@
             <w:r>
               <w:rPr>
                 <w:rFonts w:ascii="宋体" w:hAnsi="宋体" w:eastAsia="宋体"/>
-                <w:sz w:val="19"/>
+                <w:sz w:val="21"/>
               </w:rPr>
               <w:t xml:space="preserve">UT-03</w:t>
             </w:r>
@@ -1832,21 +1847,21 @@
               <w:rPr>
                 <w:rStyle w:val="VerbatimChar"/>
                 <w:rFonts w:ascii="宋体" w:hAnsi="宋体" w:eastAsia="宋体"/>
-                <w:sz w:val="19"/>
+                <w:sz w:val="21"/>
               </w:rPr>
               <w:t xml:space="preserve">HuangRulScore</w:t>
             </w:r>
             <w:r>
               <w:rPr>
                 <w:rFonts w:ascii="宋体" w:hAnsi="宋体" w:eastAsia="宋体"/>
-                <w:sz w:val="19"/>
+                <w:sz w:val="21"/>
               </w:rPr>
               <w:t xml:space="preserve"> </w:t>
             </w:r>
             <w:r>
               <w:rPr>
                 <w:rFonts w:ascii="宋体" w:hAnsi="宋体" w:eastAsia="宋体"/>
-                <w:sz w:val="19"/>
+                <w:sz w:val="21"/>
               </w:rPr>
               <w:t xml:space="preserve">手算数组</w:t>
             </w:r>
@@ -1862,7 +1877,7 @@
             <w:r>
               <w:rPr>
                 <w:rFonts w:ascii="宋体" w:hAnsi="宋体" w:eastAsia="宋体"/>
-                <w:sz w:val="19"/>
+                <w:sz w:val="21"/>
               </w:rPr>
               <w:t xml:space="preserve">输出与论文分段公式一致</w:t>
             </w:r>
@@ -1880,7 +1895,7 @@
             <w:r>
               <w:rPr>
                 <w:rFonts w:ascii="宋体" w:hAnsi="宋体" w:eastAsia="宋体"/>
-                <w:sz w:val="19"/>
+                <w:sz w:val="21"/>
               </w:rPr>
               <w:t xml:space="preserve">UT-04</w:t>
             </w:r>
@@ -1897,21 +1912,21 @@
               <w:rPr>
                 <w:rStyle w:val="VerbatimChar"/>
                 <w:rFonts w:ascii="宋体" w:hAnsi="宋体" w:eastAsia="宋体"/>
-                <w:sz w:val="19"/>
+                <w:sz w:val="21"/>
               </w:rPr>
               <w:t xml:space="preserve">NormalizedRMSE</w:t>
             </w:r>
             <w:r>
               <w:rPr>
                 <w:rFonts w:ascii="宋体" w:hAnsi="宋体" w:eastAsia="宋体"/>
-                <w:sz w:val="19"/>
+                <w:sz w:val="21"/>
               </w:rPr>
               <w:t xml:space="preserve"> </w:t>
             </w:r>
             <w:r>
               <w:rPr>
                 <w:rFonts w:ascii="宋体" w:hAnsi="宋体" w:eastAsia="宋体"/>
-                <w:sz w:val="19"/>
+                <w:sz w:val="21"/>
               </w:rPr>
               <w:t xml:space="preserve">零 range</w:t>
             </w:r>
@@ -1927,7 +1942,7 @@
             <w:r>
               <w:rPr>
                 <w:rFonts w:ascii="宋体" w:hAnsi="宋体" w:eastAsia="宋体"/>
-                <w:sz w:val="19"/>
+                <w:sz w:val="21"/>
               </w:rPr>
               <w:t xml:space="preserve">不产生 NaN 或 inf</w:t>
             </w:r>
@@ -1945,7 +1960,7 @@
             <w:r>
               <w:rPr>
                 <w:rFonts w:ascii="宋体" w:hAnsi="宋体" w:eastAsia="宋体"/>
-                <w:sz w:val="19"/>
+                <w:sz w:val="21"/>
               </w:rPr>
               <w:t xml:space="preserve">UT-05</w:t>
             </w:r>
@@ -1962,21 +1977,21 @@
               <w:rPr>
                 <w:rStyle w:val="VerbatimChar"/>
                 <w:rFonts w:ascii="宋体" w:hAnsi="宋体" w:eastAsia="宋体"/>
-                <w:sz w:val="19"/>
+                <w:sz w:val="21"/>
               </w:rPr>
               <w:t xml:space="preserve">CNNLSTMAttention</w:t>
             </w:r>
             <w:r>
               <w:rPr>
                 <w:rFonts w:ascii="宋体" w:hAnsi="宋体" w:eastAsia="宋体"/>
-                <w:sz w:val="19"/>
+                <w:sz w:val="21"/>
               </w:rPr>
               <w:t xml:space="preserve"> </w:t>
             </w:r>
             <w:r>
               <w:rPr>
                 <w:rFonts w:ascii="宋体" w:hAnsi="宋体" w:eastAsia="宋体"/>
-                <w:sz w:val="19"/>
+                <w:sz w:val="21"/>
               </w:rPr>
               <w:t xml:space="preserve">forward</w:t>
             </w:r>
@@ -1992,7 +2007,7 @@
             <w:r>
               <w:rPr>
                 <w:rFonts w:ascii="宋体" w:hAnsi="宋体" w:eastAsia="宋体"/>
-                <w:sz w:val="19"/>
+                <w:sz w:val="21"/>
               </w:rPr>
               <w:t xml:space="preserve">输出预测和 attention 权重</w:t>
             </w:r>
@@ -2010,7 +2025,7 @@
             <w:r>
               <w:rPr>
                 <w:rFonts w:ascii="宋体" w:hAnsi="宋体" w:eastAsia="宋体"/>
-                <w:sz w:val="19"/>
+                <w:sz w:val="21"/>
               </w:rPr>
               <w:t xml:space="preserve">UT-06</w:t>
             </w:r>
@@ -2027,21 +2042,21 @@
               <w:rPr>
                 <w:rStyle w:val="VerbatimChar"/>
                 <w:rFonts w:ascii="宋体" w:hAnsi="宋体" w:eastAsia="宋体"/>
-                <w:sz w:val="19"/>
+                <w:sz w:val="21"/>
               </w:rPr>
               <w:t xml:space="preserve">XLSTMTransformer</w:t>
             </w:r>
             <w:r>
               <w:rPr>
                 <w:rFonts w:ascii="宋体" w:hAnsi="宋体" w:eastAsia="宋体"/>
-                <w:sz w:val="19"/>
+                <w:sz w:val="21"/>
               </w:rPr>
               <w:t xml:space="preserve"> </w:t>
             </w:r>
             <w:r>
               <w:rPr>
                 <w:rFonts w:ascii="宋体" w:hAnsi="宋体" w:eastAsia="宋体"/>
-                <w:sz w:val="19"/>
+                <w:sz w:val="21"/>
               </w:rPr>
               <w:t xml:space="preserve">forward</w:t>
             </w:r>
@@ -2057,7 +2072,7 @@
             <w:r>
               <w:rPr>
                 <w:rFonts w:ascii="宋体" w:hAnsi="宋体" w:eastAsia="宋体"/>
-                <w:sz w:val="19"/>
+                <w:sz w:val="21"/>
               </w:rPr>
               <w:t xml:space="preserve">输出预测和多头 attention 权重</w:t>
             </w:r>
@@ -2075,7 +2090,7 @@
             <w:r>
               <w:rPr>
                 <w:rFonts w:ascii="宋体" w:hAnsi="宋体" w:eastAsia="宋体"/>
-                <w:sz w:val="19"/>
+                <w:sz w:val="21"/>
               </w:rPr>
               <w:t xml:space="preserve">UT-07</w:t>
             </w:r>
@@ -2091,7 +2106,7 @@
             <w:r>
               <w:rPr>
                 <w:rFonts w:ascii="宋体" w:hAnsi="宋体" w:eastAsia="宋体"/>
-                <w:sz w:val="19"/>
+                <w:sz w:val="21"/>
               </w:rPr>
               <w:t xml:space="preserve">notebook 直接执行</w:t>
             </w:r>
@@ -2108,21 +2123,21 @@
               <w:rPr>
                 <w:rStyle w:val="VerbatimChar"/>
                 <w:rFonts w:ascii="宋体" w:hAnsi="宋体" w:eastAsia="宋体"/>
-                <w:sz w:val="19"/>
+                <w:sz w:val="21"/>
               </w:rPr>
               <w:t xml:space="preserve">examples/*.ipynb</w:t>
             </w:r>
             <w:r>
               <w:rPr>
                 <w:rFonts w:ascii="宋体" w:hAnsi="宋体" w:eastAsia="宋体"/>
-                <w:sz w:val="19"/>
+                <w:sz w:val="21"/>
               </w:rPr>
               <w:t xml:space="preserve"> </w:t>
             </w:r>
             <w:r>
               <w:rPr>
                 <w:rFonts w:ascii="宋体" w:hAnsi="宋体" w:eastAsia="宋体"/>
-                <w:sz w:val="19"/>
+                <w:sz w:val="21"/>
               </w:rPr>
               <w:t xml:space="preserve">代码单元均可执行</w:t>
             </w:r>
@@ -2138,7 +2153,7 @@
       </w:pPr>
       <w:r>
         <w:rPr>
-          <w:rFonts w:ascii="黑体" w:hAnsi="黑体" w:eastAsia="黑体"/>
+          <w:rFonts w:ascii="宋体" w:hAnsi="宋体" w:eastAsia="宋体"/>
         </w:rPr>
         <w:t xml:space="preserve">5. 执行命令</w:t>
       </w:r>
@@ -2268,6 +2283,8 @@
     <w:p>
       <w:pPr>
         <w:pStyle w:val="FirstParagraph"/>
+        <w:spacing w:line="276" w:lineRule="auto" w:after="0"/>
+        <w:ind w:firstLine="420"/>
       </w:pPr>
       <w:r>
         <w:rPr>
@@ -2364,7 +2381,7 @@
       </w:pPr>
       <w:r>
         <w:rPr>
-          <w:rFonts w:ascii="黑体" w:hAnsi="黑体" w:eastAsia="黑体"/>
+          <w:rFonts w:ascii="宋体" w:hAnsi="宋体" w:eastAsia="宋体"/>
         </w:rPr>
         <w:t xml:space="preserve">5.1 单元测试执行证据说明</w:t>
       </w:r>
@@ -2372,6 +2389,8 @@
     <w:p>
       <w:pPr>
         <w:pStyle w:val="FirstParagraph"/>
+        <w:spacing w:line="276" w:lineRule="auto" w:after="0"/>
+        <w:ind w:firstLine="420"/>
       </w:pPr>
       <w:r>
         <w:rPr>
@@ -2386,19 +2405,19 @@
         <w:tblW w:type="pct" w:w="0.0"/>
         <w:tblLook w:firstRow="1" w:lastRow="0" w:firstColumn="0" w:lastColumn="0" w:noHBand="0" w:noVBand="0" w:val="0020"/>
         <w:tblBorders>
-          <w:top w:val="single" w:sz="4" w:space="0" w:color="BFBFBF"/>
-          <w:left w:val="single" w:sz="4" w:space="0" w:color="BFBFBF"/>
-          <w:bottom w:val="single" w:sz="4" w:space="0" w:color="BFBFBF"/>
-          <w:right w:val="single" w:sz="4" w:space="0" w:color="BFBFBF"/>
-          <w:insideH w:val="single" w:sz="4" w:space="0" w:color="BFBFBF"/>
-          <w:insideV w:val="single" w:sz="4" w:space="0" w:color="BFBFBF"/>
+          <w:top w:val="single" w:sz="4" w:space="0" w:color="000000"/>
+          <w:left w:val="single" w:sz="4" w:space="0" w:color="000000"/>
+          <w:bottom w:val="single" w:sz="4" w:space="0" w:color="000000"/>
+          <w:right w:val="single" w:sz="4" w:space="0" w:color="000000"/>
+          <w:insideH w:val="single" w:sz="4" w:space="0" w:color="000000"/>
+          <w:insideV w:val="single" w:sz="4" w:space="0" w:color="000000"/>
         </w:tblBorders>
       </w:tblPr>
       <w:tblGrid/>
       <w:tr>
         <w:tc>
           <w:tcPr>
-            <w:shd w:fill="EAEAEA"/>
+            <w:shd w:fill="FFFFFF"/>
           </w:tcPr>
           <w:p>
             <w:pPr>
@@ -2409,7 +2428,8 @@
             <w:r>
               <w:rPr>
                 <w:rFonts w:ascii="宋体" w:hAnsi="宋体" w:eastAsia="宋体"/>
-                <w:sz w:val="19"/>
+                <w:b/>
+                <w:sz w:val="21"/>
               </w:rPr>
               <w:t xml:space="preserve">类别</w:t>
             </w:r>
@@ -2417,7 +2437,7 @@
         </w:tc>
         <w:tc>
           <w:tcPr>
-            <w:shd w:fill="EAEAEA"/>
+            <w:shd w:fill="FFFFFF"/>
           </w:tcPr>
           <w:p>
             <w:pPr>
@@ -2428,7 +2448,8 @@
             <w:r>
               <w:rPr>
                 <w:rFonts w:ascii="宋体" w:hAnsi="宋体" w:eastAsia="宋体"/>
-                <w:sz w:val="19"/>
+                <w:b/>
+                <w:sz w:val="21"/>
               </w:rPr>
               <w:t xml:space="preserve">主要风险</w:t>
             </w:r>
@@ -2436,7 +2457,7 @@
         </w:tc>
         <w:tc>
           <w:tcPr>
-            <w:shd w:fill="EAEAEA"/>
+            <w:shd w:fill="FFFFFF"/>
           </w:tcPr>
           <w:p>
             <w:pPr>
@@ -2447,7 +2468,8 @@
             <w:r>
               <w:rPr>
                 <w:rFonts w:ascii="宋体" w:hAnsi="宋体" w:eastAsia="宋体"/>
-                <w:sz w:val="19"/>
+                <w:b/>
+                <w:sz w:val="21"/>
               </w:rPr>
               <w:t xml:space="preserve">测试证据</w:t>
             </w:r>
@@ -2465,7 +2487,7 @@
             <w:r>
               <w:rPr>
                 <w:rFonts w:ascii="宋体" w:hAnsi="宋体" w:eastAsia="宋体"/>
-                <w:sz w:val="19"/>
+                <w:sz w:val="21"/>
               </w:rPr>
               <w:t xml:space="preserve">数据加载</w:t>
             </w:r>
@@ -2481,7 +2503,7 @@
             <w:r>
               <w:rPr>
                 <w:rFonts w:ascii="宋体" w:hAnsi="宋体" w:eastAsia="宋体"/>
-                <w:sz w:val="19"/>
+                <w:sz w:val="21"/>
               </w:rPr>
               <w:t xml:space="preserve">目录结构差异导致字段缺失或顺序错误</w:t>
             </w:r>
@@ -2497,7 +2519,7 @@
             <w:r>
               <w:rPr>
                 <w:rFonts w:ascii="宋体" w:hAnsi="宋体" w:eastAsia="宋体"/>
-                <w:sz w:val="19"/>
+                <w:sz w:val="21"/>
               </w:rPr>
               <w:t xml:space="preserve">loader 测试检查实体、通道、元数据和抽样加载</w:t>
             </w:r>
@@ -2515,7 +2537,7 @@
             <w:r>
               <w:rPr>
                 <w:rFonts w:ascii="宋体" w:hAnsi="宋体" w:eastAsia="宋体"/>
-                <w:sz w:val="19"/>
+                <w:sz w:val="21"/>
               </w:rPr>
               <w:t xml:space="preserve">标签构造</w:t>
             </w:r>
@@ -2531,7 +2553,7 @@
             <w:r>
               <w:rPr>
                 <w:rFonts w:ascii="宋体" w:hAnsi="宋体" w:eastAsia="宋体"/>
-                <w:sz w:val="19"/>
+                <w:sz w:val="21"/>
               </w:rPr>
               <w:t xml:space="preserve">RUL 方向反了或窗口边界错误</w:t>
             </w:r>
@@ -2547,7 +2569,7 @@
             <w:r>
               <w:rPr>
                 <w:rFonts w:ascii="宋体" w:hAnsi="宋体" w:eastAsia="宋体"/>
-                <w:sz w:val="19"/>
+                <w:sz w:val="21"/>
               </w:rPr>
               <w:t xml:space="preserve">labeler 测试检查目标值、窗口长度和样本数量</w:t>
             </w:r>
@@ -2565,7 +2587,7 @@
             <w:r>
               <w:rPr>
                 <w:rFonts w:ascii="宋体" w:hAnsi="宋体" w:eastAsia="宋体"/>
-                <w:sz w:val="19"/>
+                <w:sz w:val="21"/>
               </w:rPr>
               <w:t xml:space="preserve">指标计算</w:t>
             </w:r>
@@ -2581,7 +2603,7 @@
             <w:r>
               <w:rPr>
                 <w:rFonts w:ascii="宋体" w:hAnsi="宋体" w:eastAsia="宋体"/>
-                <w:sz w:val="19"/>
+                <w:sz w:val="21"/>
               </w:rPr>
               <w:t xml:space="preserve">Score 公式、归一化或方向性指标口径错误</w:t>
             </w:r>
@@ -2597,7 +2619,7 @@
             <w:r>
               <w:rPr>
                 <w:rFonts w:ascii="宋体" w:hAnsi="宋体" w:eastAsia="宋体"/>
-                <w:sz w:val="19"/>
+                <w:sz w:val="21"/>
               </w:rPr>
               <w:t xml:space="preserve">RUL 指标测试使用确定性小数组和完美预测样例</w:t>
             </w:r>
@@ -2615,7 +2637,7 @@
             <w:r>
               <w:rPr>
                 <w:rFonts w:ascii="宋体" w:hAnsi="宋体" w:eastAsia="宋体"/>
-                <w:sz w:val="19"/>
+                <w:sz w:val="21"/>
               </w:rPr>
               <w:t xml:space="preserve">模型结构</w:t>
             </w:r>
@@ -2631,7 +2653,7 @@
             <w:r>
               <w:rPr>
                 <w:rFonts w:ascii="宋体" w:hAnsi="宋体" w:eastAsia="宋体"/>
-                <w:sz w:val="19"/>
+                <w:sz w:val="21"/>
               </w:rPr>
               <w:t xml:space="preserve">forward 输出维度与 trainer 不匹配</w:t>
             </w:r>
@@ -2647,7 +2669,7 @@
             <w:r>
               <w:rPr>
                 <w:rFonts w:ascii="宋体" w:hAnsi="宋体" w:eastAsia="宋体"/>
-                <w:sz w:val="19"/>
+                <w:sz w:val="21"/>
               </w:rPr>
               <w:t xml:space="preserve">CNN-LSTM-AM、xLSTM-Transformer forward 测试</w:t>
             </w:r>
@@ -2665,7 +2687,7 @@
             <w:r>
               <w:rPr>
                 <w:rFonts w:ascii="宋体" w:hAnsi="宋体" w:eastAsia="宋体"/>
-                <w:sz w:val="19"/>
+                <w:sz w:val="21"/>
               </w:rPr>
               <w:t xml:space="preserve">notebook</w:t>
             </w:r>
@@ -2681,7 +2703,7 @@
             <w:r>
               <w:rPr>
                 <w:rFonts w:ascii="宋体" w:hAnsi="宋体" w:eastAsia="宋体"/>
-                <w:sz w:val="19"/>
+                <w:sz w:val="21"/>
               </w:rPr>
               <w:t xml:space="preserve">示例只存在但不能执行</w:t>
             </w:r>
@@ -2697,7 +2719,7 @@
             <w:r>
               <w:rPr>
                 <w:rFonts w:ascii="宋体" w:hAnsi="宋体" w:eastAsia="宋体"/>
-                <w:sz w:val="19"/>
+                <w:sz w:val="21"/>
               </w:rPr>
               <w:t xml:space="preserve">notebook smoke test 逐个运行代码单元</w:t>
             </w:r>
@@ -2714,7 +2736,7 @@
       </w:pPr>
       <w:r>
         <w:rPr>
-          <w:rFonts w:ascii="黑体" w:hAnsi="黑体" w:eastAsia="黑体"/>
+          <w:rFonts w:ascii="宋体" w:hAnsi="宋体" w:eastAsia="宋体"/>
         </w:rPr>
         <w:t xml:space="preserve">6. 原始输出摘录</w:t>
       </w:r>
@@ -2722,6 +2744,8 @@
     <w:p>
       <w:pPr>
         <w:pStyle w:val="FirstParagraph"/>
+        <w:spacing w:line="276" w:lineRule="auto" w:after="0"/>
+        <w:ind w:firstLine="420"/>
       </w:pPr>
       <w:r>
         <w:rPr>
@@ -2771,6 +2795,8 @@
     <w:p>
       <w:pPr>
         <w:pStyle w:val="FirstParagraph"/>
+        <w:spacing w:line="276" w:lineRule="auto" w:after="0"/>
+        <w:ind w:firstLine="420"/>
       </w:pPr>
       <w:r>
         <w:rPr>
@@ -2820,6 +2846,8 @@
     <w:p>
       <w:pPr>
         <w:pStyle w:val="FirstParagraph"/>
+        <w:spacing w:line="276" w:lineRule="auto" w:after="0"/>
+        <w:ind w:firstLine="420"/>
       </w:pPr>
       <w:r>
         <w:rPr>
@@ -2836,7 +2864,7 @@
       </w:pPr>
       <w:r>
         <w:rPr>
-          <w:rFonts w:ascii="黑体" w:hAnsi="黑体" w:eastAsia="黑体"/>
+          <w:rFonts w:ascii="宋体" w:hAnsi="宋体" w:eastAsia="宋体"/>
         </w:rPr>
         <w:t xml:space="preserve">7. 测试结论</w:t>
       </w:r>
@@ -2844,6 +2872,8 @@
     <w:p>
       <w:pPr>
         <w:pStyle w:val="FirstParagraph"/>
+        <w:spacing w:line="276" w:lineRule="auto" w:after="0"/>
+        <w:ind w:firstLine="420"/>
       </w:pPr>
       <w:r>
         <w:rPr>
@@ -2859,6 +2889,8 @@
           <w:numId w:val="1001"/>
         </w:numPr>
         <w:pStyle w:val="Compact"/>
+        <w:spacing w:line="276" w:lineRule="auto" w:after="0"/>
+        <w:ind w:firstLine="420"/>
       </w:pPr>
       <w:r>
         <w:rPr>
@@ -2906,6 +2938,8 @@
           <w:numId w:val="1001"/>
         </w:numPr>
         <w:pStyle w:val="Compact"/>
+        <w:spacing w:line="276" w:lineRule="auto" w:after="0"/>
+        <w:ind w:firstLine="420"/>
       </w:pPr>
       <w:r>
         <w:rPr>
@@ -2949,6 +2983,8 @@
     <w:p>
       <w:pPr>
         <w:pStyle w:val="FirstParagraph"/>
+        <w:spacing w:line="276" w:lineRule="auto" w:after="0"/>
+        <w:ind w:firstLine="420"/>
       </w:pPr>
       <w:r>
         <w:rPr>
@@ -2960,7 +2996,7 @@
     <w:bookmarkEnd w:id="29"/>
     <w:bookmarkEnd w:id="30"/>
     <w:sectPr>
-      <w:pgMar w:top="1361" w:bottom="1247" w:left="1417" w:right="1417"/>
+      <w:pgMar w:top="1440" w:bottom="1440" w:left="1797" w:right="1797"/>
     </w:sectPr>
   </w:body>
 </w:document>
@@ -3186,12 +3222,20 @@
       <w:spacing w:after="180" w:before="180"/>
     </w:pPr>
     <w:qFormat/>
+    <w:rPr>
+      <w:rFonts w:ascii="宋体" w:hAnsi="宋体" w:eastAsia="宋体"/>
+      <w:sz w:val="21"/>
+    </w:rPr>
   </w:style>
   <w:style w:customStyle="1" w:styleId="FirstParagraph" w:type="paragraph">
     <w:name w:val="First Paragraph"/>
     <w:basedOn w:val="BodyText"/>
     <w:next w:val="BodyText"/>
     <w:qFormat/>
+    <w:rPr>
+      <w:rFonts w:ascii="宋体" w:hAnsi="宋体" w:eastAsia="宋体"/>
+      <w:sz w:val="21"/>
+    </w:rPr>
   </w:style>
   <w:style w:customStyle="1" w:styleId="Compact" w:type="paragraph">
     <w:name w:val="Compact"/>
@@ -3200,6 +3244,10 @@
     <w:pPr>
       <w:spacing w:after="36" w:before="36"/>
     </w:pPr>
+    <w:rPr>
+      <w:rFonts w:ascii="宋体" w:hAnsi="宋体" w:eastAsia="宋体"/>
+      <w:sz w:val="21"/>
+    </w:rPr>
   </w:style>
   <w:style w:styleId="Title" w:type="paragraph">
     <w:name w:val="Title"/>
@@ -3217,7 +3265,7 @@
       <w:b/>
       <w:bCs/>
       <w:color w:themeColor="accent1" w:themeShade="B5" w:val="345A8A"/>
-      <w:sz w:val="40"/>
+      <w:sz w:val="36"/>
       <w:szCs w:val="36"/>
     </w:rPr>
   </w:style>
@@ -3293,11 +3341,11 @@
       <w:outlineLvl w:val="0"/>
     </w:pPr>
     <w:rPr>
-      <w:rFonts w:asciiTheme="majorHAnsi" w:cstheme="majorBidi" w:eastAsiaTheme="majorEastAsia" w:hAnsiTheme="majorHAnsi"/>
+      <w:rFonts w:asciiTheme="majorHAnsi" w:cstheme="majorBidi" w:eastAsiaTheme="majorEastAsia" w:hAnsiTheme="majorHAnsi" w:ascii="宋体" w:hAnsi="宋体" w:eastAsia="宋体"/>
       <w:b/>
       <w:bCs/>
       <w:color w:themeColor="accent1" w:val="4F81BD"/>
-      <w:sz w:val="32"/>
+      <w:sz w:val="48"/>
       <w:szCs w:val="32"/>
     </w:rPr>
   </w:style>
@@ -3315,11 +3363,11 @@
       <w:outlineLvl w:val="1"/>
     </w:pPr>
     <w:rPr>
-      <w:rFonts w:asciiTheme="majorHAnsi" w:cstheme="majorBidi" w:eastAsiaTheme="majorEastAsia" w:hAnsiTheme="majorHAnsi"/>
+      <w:rFonts w:asciiTheme="majorHAnsi" w:cstheme="majorBidi" w:eastAsiaTheme="majorEastAsia" w:hAnsiTheme="majorHAnsi" w:ascii="宋体" w:hAnsi="宋体" w:eastAsia="宋体"/>
       <w:b/>
       <w:bCs/>
       <w:color w:themeColor="accent1" w:val="4F81BD"/>
-      <w:sz w:val="28"/>
+      <w:sz w:val="36"/>
       <w:szCs w:val="28"/>
     </w:rPr>
   </w:style>
@@ -3337,11 +3385,11 @@
       <w:outlineLvl w:val="2"/>
     </w:pPr>
     <w:rPr>
-      <w:rFonts w:asciiTheme="majorHAnsi" w:cstheme="majorBidi" w:eastAsiaTheme="majorEastAsia" w:hAnsiTheme="majorHAnsi"/>
+      <w:rFonts w:asciiTheme="majorHAnsi" w:cstheme="majorBidi" w:eastAsiaTheme="majorEastAsia" w:hAnsiTheme="majorHAnsi" w:ascii="宋体" w:hAnsi="宋体" w:eastAsia="宋体"/>
       <w:b/>
       <w:bCs/>
       <w:color w:themeColor="accent1" w:val="4F81BD"/>
-      <w:sz w:val="24"/>
+      <w:sz w:val="27"/>
       <w:szCs w:val="24"/>
     </w:rPr>
   </w:style>
@@ -3359,8 +3407,9 @@
       <w:outlineLvl w:val="3"/>
     </w:pPr>
     <w:rPr>
-      <w:rFonts w:asciiTheme="majorHAnsi" w:cstheme="majorBidi" w:eastAsiaTheme="majorEastAsia" w:hAnsiTheme="majorHAnsi"/>
+      <w:rFonts w:asciiTheme="majorHAnsi" w:cstheme="majorBidi" w:eastAsiaTheme="majorEastAsia" w:hAnsiTheme="majorHAnsi" w:ascii="宋体" w:hAnsi="宋体" w:eastAsia="宋体"/>
       <w:i/>
+      <w:b/>
       <w:bCs/>
       <w:color w:themeColor="accent1" w:val="4F81BD"/>
       <w:sz w:val="24"/>

--- a/docx/final/13_单元测试报告.docx
+++ b/docx/final/13_单元测试报告.docx
@@ -38,6 +38,7 @@
         <w:rPr>
           <w:rFonts w:ascii="宋体" w:hAnsi="宋体" w:eastAsia="宋体"/>
           <w:b/>
+          <w:color w:val="000000"/>
           <w:sz w:val="48"/>
         </w:rPr>
         <w:t xml:space="preserve">工业轴承设备剩余寿命预测系统的实现：单元测试报告</w:t>
@@ -51,6 +52,7 @@
       <w:r>
         <w:rPr>
           <w:rFonts w:ascii="宋体" w:hAnsi="宋体" w:eastAsia="宋体"/>
+          <w:color w:val="000000"/>
         </w:rPr>
         <w:t xml:space="preserve">文档信息</w:t>
       </w:r>
@@ -85,6 +87,7 @@
               <w:rPr>
                 <w:rFonts w:ascii="宋体" w:hAnsi="宋体" w:eastAsia="宋体"/>
                 <w:b/>
+                <w:color w:val="000000"/>
                 <w:sz w:val="21"/>
               </w:rPr>
               <w:t xml:space="preserve">项目</w:t>
@@ -105,6 +108,7 @@
               <w:rPr>
                 <w:rFonts w:ascii="宋体" w:hAnsi="宋体" w:eastAsia="宋体"/>
                 <w:b/>
+                <w:color w:val="000000"/>
                 <w:sz w:val="21"/>
               </w:rPr>
               <w:t xml:space="preserve">内容</w:t>
@@ -123,6 +127,7 @@
             <w:r>
               <w:rPr>
                 <w:rFonts w:ascii="宋体" w:hAnsi="宋体" w:eastAsia="宋体"/>
+                <w:color w:val="000000"/>
                 <w:sz w:val="21"/>
               </w:rPr>
               <w:t xml:space="preserve">文档名称</w:t>
@@ -139,6 +144,7 @@
             <w:r>
               <w:rPr>
                 <w:rFonts w:ascii="宋体" w:hAnsi="宋体" w:eastAsia="宋体"/>
+                <w:color w:val="000000"/>
                 <w:sz w:val="21"/>
               </w:rPr>
               <w:t xml:space="preserve">单元测试报告</w:t>
@@ -157,6 +163,7 @@
             <w:r>
               <w:rPr>
                 <w:rFonts w:ascii="宋体" w:hAnsi="宋体" w:eastAsia="宋体"/>
+                <w:color w:val="000000"/>
                 <w:sz w:val="21"/>
               </w:rPr>
               <w:t xml:space="preserve">文档编号</w:t>
@@ -173,6 +180,7 @@
             <w:r>
               <w:rPr>
                 <w:rFonts w:ascii="宋体" w:hAnsi="宋体" w:eastAsia="宋体"/>
+                <w:color w:val="000000"/>
                 <w:sz w:val="21"/>
               </w:rPr>
               <w:t xml:space="preserve">SE-PHM-FINAL-13</w:t>
@@ -191,6 +199,7 @@
             <w:r>
               <w:rPr>
                 <w:rFonts w:ascii="宋体" w:hAnsi="宋体" w:eastAsia="宋体"/>
+                <w:color w:val="000000"/>
                 <w:sz w:val="21"/>
               </w:rPr>
               <w:t xml:space="preserve">文档阶段</w:t>
@@ -207,6 +216,7 @@
             <w:r>
               <w:rPr>
                 <w:rFonts w:ascii="宋体" w:hAnsi="宋体" w:eastAsia="宋体"/>
+                <w:color w:val="000000"/>
                 <w:sz w:val="21"/>
               </w:rPr>
               <w:t xml:space="preserve">结题</w:t>
@@ -225,6 +235,7 @@
             <w:r>
               <w:rPr>
                 <w:rFonts w:ascii="宋体" w:hAnsi="宋体" w:eastAsia="宋体"/>
+                <w:color w:val="000000"/>
                 <w:sz w:val="21"/>
               </w:rPr>
               <w:t xml:space="preserve">项目名称</w:t>
@@ -241,6 +252,7 @@
             <w:r>
               <w:rPr>
                 <w:rFonts w:ascii="宋体" w:hAnsi="宋体" w:eastAsia="宋体"/>
+                <w:color w:val="000000"/>
                 <w:sz w:val="21"/>
               </w:rPr>
               <w:t xml:space="preserve">工业轴承设备剩余寿命预测系统的实现</w:t>
@@ -259,6 +271,7 @@
             <w:r>
               <w:rPr>
                 <w:rFonts w:ascii="宋体" w:hAnsi="宋体" w:eastAsia="宋体"/>
+                <w:color w:val="000000"/>
                 <w:sz w:val="21"/>
               </w:rPr>
               <w:t xml:space="preserve">课程</w:t>
@@ -275,6 +288,7 @@
             <w:r>
               <w:rPr>
                 <w:rFonts w:ascii="宋体" w:hAnsi="宋体" w:eastAsia="宋体"/>
+                <w:color w:val="000000"/>
                 <w:sz w:val="21"/>
               </w:rPr>
               <w:t xml:space="preserve">中国科学技术大学软件学院《软件工程》</w:t>
@@ -293,6 +307,7 @@
             <w:r>
               <w:rPr>
                 <w:rFonts w:ascii="宋体" w:hAnsi="宋体" w:eastAsia="宋体"/>
+                <w:color w:val="000000"/>
                 <w:sz w:val="21"/>
               </w:rPr>
               <w:t xml:space="preserve">指导老师</w:t>
@@ -309,6 +324,7 @@
             <w:r>
               <w:rPr>
                 <w:rFonts w:ascii="宋体" w:hAnsi="宋体" w:eastAsia="宋体"/>
+                <w:color w:val="000000"/>
                 <w:sz w:val="21"/>
               </w:rPr>
               <w:t xml:space="preserve">zjf</w:t>
@@ -327,6 +343,7 @@
             <w:r>
               <w:rPr>
                 <w:rFonts w:ascii="宋体" w:hAnsi="宋体" w:eastAsia="宋体"/>
+                <w:color w:val="000000"/>
                 <w:sz w:val="21"/>
               </w:rPr>
               <w:t xml:space="preserve">小组成员</w:t>
@@ -343,6 +360,7 @@
             <w:r>
               <w:rPr>
                 <w:rFonts w:ascii="宋体" w:hAnsi="宋体" w:eastAsia="宋体"/>
+                <w:color w:val="000000"/>
                 <w:sz w:val="21"/>
               </w:rPr>
               <w:t xml:space="preserve">zyj、cyy、zdh、zy</w:t>
@@ -361,6 +379,7 @@
             <w:r>
               <w:rPr>
                 <w:rFonts w:ascii="宋体" w:hAnsi="宋体" w:eastAsia="宋体"/>
+                <w:color w:val="000000"/>
                 <w:sz w:val="21"/>
               </w:rPr>
               <w:t xml:space="preserve">文档负责人</w:t>
@@ -377,6 +396,7 @@
             <w:r>
               <w:rPr>
                 <w:rFonts w:ascii="宋体" w:hAnsi="宋体" w:eastAsia="宋体"/>
+                <w:color w:val="000000"/>
                 <w:sz w:val="21"/>
               </w:rPr>
               <w:t xml:space="preserve">cyy</w:t>
@@ -395,6 +415,7 @@
             <w:r>
               <w:rPr>
                 <w:rFonts w:ascii="宋体" w:hAnsi="宋体" w:eastAsia="宋体"/>
+                <w:color w:val="000000"/>
                 <w:sz w:val="21"/>
               </w:rPr>
               <w:t xml:space="preserve">参与编写</w:t>
@@ -411,6 +432,7 @@
             <w:r>
               <w:rPr>
                 <w:rFonts w:ascii="宋体" w:hAnsi="宋体" w:eastAsia="宋体"/>
+                <w:color w:val="000000"/>
                 <w:sz w:val="21"/>
               </w:rPr>
               <w:t xml:space="preserve">zyj、zdh、zy</w:t>
@@ -429,6 +451,7 @@
             <w:r>
               <w:rPr>
                 <w:rFonts w:ascii="宋体" w:hAnsi="宋体" w:eastAsia="宋体"/>
+                <w:color w:val="000000"/>
                 <w:sz w:val="21"/>
               </w:rPr>
               <w:t xml:space="preserve">版本</w:t>
@@ -445,6 +468,7 @@
             <w:r>
               <w:rPr>
                 <w:rFonts w:ascii="宋体" w:hAnsi="宋体" w:eastAsia="宋体"/>
+                <w:color w:val="000000"/>
                 <w:sz w:val="21"/>
               </w:rPr>
               <w:t xml:space="preserve">V3.0</w:t>
@@ -463,6 +487,7 @@
             <w:r>
               <w:rPr>
                 <w:rFonts w:ascii="宋体" w:hAnsi="宋体" w:eastAsia="宋体"/>
+                <w:color w:val="000000"/>
                 <w:sz w:val="21"/>
               </w:rPr>
               <w:t xml:space="preserve">修订日期</w:t>
@@ -479,6 +504,7 @@
             <w:r>
               <w:rPr>
                 <w:rFonts w:ascii="宋体" w:hAnsi="宋体" w:eastAsia="宋体"/>
+                <w:color w:val="000000"/>
                 <w:sz w:val="21"/>
               </w:rPr>
               <w:t xml:space="preserve">2026-06-14</w:t>
@@ -497,6 +523,7 @@
             <w:r>
               <w:rPr>
                 <w:rFonts w:ascii="宋体" w:hAnsi="宋体" w:eastAsia="宋体"/>
+                <w:color w:val="000000"/>
                 <w:sz w:val="21"/>
               </w:rPr>
               <w:t xml:space="preserve">归档形式</w:t>
@@ -513,6 +540,7 @@
             <w:r>
               <w:rPr>
                 <w:rFonts w:ascii="宋体" w:hAnsi="宋体" w:eastAsia="宋体"/>
+                <w:color w:val="000000"/>
                 <w:sz w:val="21"/>
               </w:rPr>
               <w:t xml:space="preserve">Markdown 源文件、PDF、DOCX</w:t>
@@ -531,6 +559,7 @@
             <w:r>
               <w:rPr>
                 <w:rFonts w:ascii="宋体" w:hAnsi="宋体" w:eastAsia="宋体"/>
+                <w:color w:val="000000"/>
                 <w:sz w:val="21"/>
               </w:rPr>
               <w:t xml:space="preserve">内容基线</w:t>
@@ -547,6 +576,7 @@
             <w:r>
               <w:rPr>
                 <w:rFonts w:ascii="宋体" w:hAnsi="宋体" w:eastAsia="宋体"/>
+                <w:color w:val="000000"/>
                 <w:sz w:val="21"/>
               </w:rPr>
               <w:t xml:space="preserve">单元测试执行记录、覆盖范围和结论</w:t>
@@ -564,6 +594,7 @@
       <w:r>
         <w:rPr>
           <w:rFonts w:ascii="宋体" w:hAnsi="宋体" w:eastAsia="宋体"/>
+          <w:color w:val="000000"/>
         </w:rPr>
         <w:t xml:space="preserve">修订记录</w:t>
       </w:r>
@@ -598,6 +629,7 @@
               <w:rPr>
                 <w:rFonts w:ascii="宋体" w:hAnsi="宋体" w:eastAsia="宋体"/>
                 <w:b/>
+                <w:color w:val="000000"/>
                 <w:sz w:val="21"/>
               </w:rPr>
               <w:t xml:space="preserve">版本</w:t>
@@ -618,6 +650,7 @@
               <w:rPr>
                 <w:rFonts w:ascii="宋体" w:hAnsi="宋体" w:eastAsia="宋体"/>
                 <w:b/>
+                <w:color w:val="000000"/>
                 <w:sz w:val="21"/>
               </w:rPr>
               <w:t xml:space="preserve">日期</w:t>
@@ -638,6 +671,7 @@
               <w:rPr>
                 <w:rFonts w:ascii="宋体" w:hAnsi="宋体" w:eastAsia="宋体"/>
                 <w:b/>
+                <w:color w:val="000000"/>
                 <w:sz w:val="21"/>
               </w:rPr>
               <w:t xml:space="preserve">编写人</w:t>
@@ -658,6 +692,7 @@
               <w:rPr>
                 <w:rFonts w:ascii="宋体" w:hAnsi="宋体" w:eastAsia="宋体"/>
                 <w:b/>
+                <w:color w:val="000000"/>
                 <w:sz w:val="21"/>
               </w:rPr>
               <w:t xml:space="preserve">说明</w:t>
@@ -676,6 +711,7 @@
             <w:r>
               <w:rPr>
                 <w:rFonts w:ascii="宋体" w:hAnsi="宋体" w:eastAsia="宋体"/>
+                <w:color w:val="000000"/>
                 <w:sz w:val="21"/>
               </w:rPr>
               <w:t xml:space="preserve">V1.0</w:t>
@@ -692,6 +728,7 @@
             <w:r>
               <w:rPr>
                 <w:rFonts w:ascii="宋体" w:hAnsi="宋体" w:eastAsia="宋体"/>
+                <w:color w:val="000000"/>
                 <w:sz w:val="21"/>
               </w:rPr>
               <w:t xml:space="preserve">2025-11-10</w:t>
@@ -708,6 +745,7 @@
             <w:r>
               <w:rPr>
                 <w:rFonts w:ascii="宋体" w:hAnsi="宋体" w:eastAsia="宋体"/>
+                <w:color w:val="000000"/>
                 <w:sz w:val="21"/>
               </w:rPr>
               <w:t xml:space="preserve">项目组</w:t>
@@ -724,6 +762,7 @@
             <w:r>
               <w:rPr>
                 <w:rFonts w:ascii="宋体" w:hAnsi="宋体" w:eastAsia="宋体"/>
+                <w:color w:val="000000"/>
                 <w:sz w:val="21"/>
               </w:rPr>
               <w:t xml:space="preserve">完成初版课程文档</w:t>
@@ -742,6 +781,7 @@
             <w:r>
               <w:rPr>
                 <w:rFonts w:ascii="宋体" w:hAnsi="宋体" w:eastAsia="宋体"/>
+                <w:color w:val="000000"/>
                 <w:sz w:val="21"/>
               </w:rPr>
               <w:t xml:space="preserve">V2.0</w:t>
@@ -758,6 +798,7 @@
             <w:r>
               <w:rPr>
                 <w:rFonts w:ascii="宋体" w:hAnsi="宋体" w:eastAsia="宋体"/>
+                <w:color w:val="000000"/>
                 <w:sz w:val="21"/>
               </w:rPr>
               <w:t xml:space="preserve">2026-03-12</w:t>
@@ -774,6 +815,7 @@
             <w:r>
               <w:rPr>
                 <w:rFonts w:ascii="宋体" w:hAnsi="宋体" w:eastAsia="宋体"/>
+                <w:color w:val="000000"/>
                 <w:sz w:val="21"/>
               </w:rPr>
               <w:t xml:space="preserve">项目组</w:t>
@@ -790,6 +832,7 @@
             <w:r>
               <w:rPr>
                 <w:rFonts w:ascii="宋体" w:hAnsi="宋体" w:eastAsia="宋体"/>
+                <w:color w:val="000000"/>
                 <w:sz w:val="21"/>
               </w:rPr>
               <w:t xml:space="preserve">统一项目名称、技术基线和阶段交付内容</w:t>
@@ -808,6 +851,7 @@
             <w:r>
               <w:rPr>
                 <w:rFonts w:ascii="宋体" w:hAnsi="宋体" w:eastAsia="宋体"/>
+                <w:color w:val="000000"/>
                 <w:sz w:val="21"/>
               </w:rPr>
               <w:t xml:space="preserve">V3.0</w:t>
@@ -824,6 +868,7 @@
             <w:r>
               <w:rPr>
                 <w:rFonts w:ascii="宋体" w:hAnsi="宋体" w:eastAsia="宋体"/>
+                <w:color w:val="000000"/>
                 <w:sz w:val="21"/>
               </w:rPr>
               <w:t xml:space="preserve">2026-06-14</w:t>
@@ -840,6 +885,7 @@
             <w:r>
               <w:rPr>
                 <w:rFonts w:ascii="宋体" w:hAnsi="宋体" w:eastAsia="宋体"/>
+                <w:color w:val="000000"/>
                 <w:sz w:val="21"/>
               </w:rPr>
               <w:t xml:space="preserve">项目组</w:t>
@@ -856,6 +902,7 @@
             <w:r>
               <w:rPr>
                 <w:rFonts w:ascii="宋体" w:hAnsi="宋体" w:eastAsia="宋体"/>
+                <w:color w:val="000000"/>
                 <w:sz w:val="21"/>
               </w:rPr>
               <w:t xml:space="preserve">参考课程交付样例统一封面与归档格式，补充数据理解、技术难点、测试验收和 DOCX 交付信息</w:t>
@@ -873,6 +920,7 @@
       <w:r>
         <w:rPr>
           <w:rFonts w:ascii="宋体" w:hAnsi="宋体" w:eastAsia="宋体"/>
+          <w:color w:val="000000"/>
         </w:rPr>
         <w:t xml:space="preserve">1. 测试目标</w:t>
       </w:r>
@@ -886,6 +934,7 @@
       <w:r>
         <w:rPr>
           <w:rFonts w:ascii="宋体" w:hAnsi="宋体" w:eastAsia="宋体"/>
+          <w:color w:val="000000"/>
         </w:rPr>
         <w:t xml:space="preserve">单元测试用于验证各模块在独立状态下的正确性，重点覆盖数据加载、特征提取、标签构造、评价指标、模型 forward、预测模式和示例 notebook 的基本可执行性。</w:t>
       </w:r>
@@ -899,6 +948,7 @@
       <w:r>
         <w:rPr>
           <w:rFonts w:ascii="宋体" w:hAnsi="宋体" w:eastAsia="宋体"/>
+          <w:color w:val="000000"/>
         </w:rPr>
         <w:t xml:space="preserve">2. 测试环境</w:t>
       </w:r>
@@ -933,6 +983,7 @@
               <w:rPr>
                 <w:rFonts w:ascii="宋体" w:hAnsi="宋体" w:eastAsia="宋体"/>
                 <w:b/>
+                <w:color w:val="000000"/>
                 <w:sz w:val="21"/>
               </w:rPr>
               <w:t xml:space="preserve">项目</w:t>
@@ -953,6 +1004,7 @@
               <w:rPr>
                 <w:rFonts w:ascii="宋体" w:hAnsi="宋体" w:eastAsia="宋体"/>
                 <w:b/>
+                <w:color w:val="000000"/>
                 <w:sz w:val="21"/>
               </w:rPr>
               <w:t xml:space="preserve">配置</w:t>
@@ -971,6 +1023,7 @@
             <w:r>
               <w:rPr>
                 <w:rFonts w:ascii="宋体" w:hAnsi="宋体" w:eastAsia="宋体"/>
+                <w:color w:val="000000"/>
                 <w:sz w:val="21"/>
               </w:rPr>
               <w:t xml:space="preserve">Python</w:t>
@@ -987,6 +1040,7 @@
             <w:r>
               <w:rPr>
                 <w:rFonts w:ascii="宋体" w:hAnsi="宋体" w:eastAsia="宋体"/>
+                <w:color w:val="000000"/>
                 <w:sz w:val="21"/>
               </w:rPr>
               <w:t xml:space="preserve">3.11+</w:t>
@@ -1005,6 +1059,7 @@
             <w:r>
               <w:rPr>
                 <w:rFonts w:ascii="宋体" w:hAnsi="宋体" w:eastAsia="宋体"/>
+                <w:color w:val="000000"/>
                 <w:sz w:val="21"/>
               </w:rPr>
               <w:t xml:space="preserve">环境管理</w:t>
@@ -1021,6 +1076,7 @@
             <w:r>
               <w:rPr>
                 <w:rFonts w:ascii="宋体" w:hAnsi="宋体" w:eastAsia="宋体"/>
+                <w:color w:val="000000"/>
                 <w:sz w:val="21"/>
               </w:rPr>
               <w:t xml:space="preserve">uv</w:t>
@@ -1039,6 +1095,7 @@
             <w:r>
               <w:rPr>
                 <w:rFonts w:ascii="宋体" w:hAnsi="宋体" w:eastAsia="宋体"/>
+                <w:color w:val="000000"/>
                 <w:sz w:val="21"/>
               </w:rPr>
               <w:t xml:space="preserve">测试框架</w:t>
@@ -1055,6 +1112,7 @@
             <w:r>
               <w:rPr>
                 <w:rFonts w:ascii="宋体" w:hAnsi="宋体" w:eastAsia="宋体"/>
+                <w:color w:val="000000"/>
                 <w:sz w:val="21"/>
               </w:rPr>
               <w:t xml:space="preserve">pytest</w:t>
@@ -1073,6 +1131,7 @@
             <w:r>
               <w:rPr>
                 <w:rFonts w:ascii="宋体" w:hAnsi="宋体" w:eastAsia="宋体"/>
+                <w:color w:val="000000"/>
                 <w:sz w:val="21"/>
               </w:rPr>
               <w:t xml:space="preserve">主要依赖</w:t>
@@ -1089,6 +1148,7 @@
             <w:r>
               <w:rPr>
                 <w:rFonts w:ascii="宋体" w:hAnsi="宋体" w:eastAsia="宋体"/>
+                <w:color w:val="000000"/>
                 <w:sz w:val="21"/>
               </w:rPr>
               <w:t xml:space="preserve">numpy、pandas、scikit-learn、torch、lifelines、matplotlib</w:t>
@@ -1107,6 +1167,7 @@
             <w:r>
               <w:rPr>
                 <w:rFonts w:ascii="宋体" w:hAnsi="宋体" w:eastAsia="宋体"/>
+                <w:color w:val="000000"/>
                 <w:sz w:val="21"/>
               </w:rPr>
               <w:t xml:space="preserve">运行分支</w:t>
@@ -1124,6 +1185,7 @@
               <w:rPr>
                 <w:rStyle w:val="VerbatimChar"/>
                 <w:rFonts w:ascii="宋体" w:hAnsi="宋体" w:eastAsia="宋体"/>
+                <w:color w:val="000000"/>
                 <w:sz w:val="21"/>
               </w:rPr>
               <w:t xml:space="preserve">main</w:t>
@@ -1142,6 +1204,7 @@
             <w:r>
               <w:rPr>
                 <w:rFonts w:ascii="宋体" w:hAnsi="宋体" w:eastAsia="宋体"/>
+                <w:color w:val="000000"/>
                 <w:sz w:val="21"/>
               </w:rPr>
               <w:t xml:space="preserve">测试数据</w:t>
@@ -1158,6 +1221,7 @@
             <w:r>
               <w:rPr>
                 <w:rFonts w:ascii="宋体" w:hAnsi="宋体" w:eastAsia="宋体"/>
+                <w:color w:val="000000"/>
                 <w:sz w:val="21"/>
               </w:rPr>
               <w:t xml:space="preserve">测试 fixture、合成 demo 数据和小规模临时目录，不依赖</w:t>
@@ -1165,6 +1229,7 @@
             <w:r>
               <w:rPr>
                 <w:rFonts w:ascii="宋体" w:hAnsi="宋体" w:eastAsia="宋体"/>
+                <w:color w:val="000000"/>
                 <w:sz w:val="21"/>
               </w:rPr>
               <w:t xml:space="preserve"> </w:t>
@@ -1173,6 +1238,7 @@
               <w:rPr>
                 <w:rStyle w:val="VerbatimChar"/>
                 <w:rFonts w:ascii="宋体" w:hAnsi="宋体" w:eastAsia="宋体"/>
+                <w:color w:val="000000"/>
                 <w:sz w:val="21"/>
               </w:rPr>
               <w:t xml:space="preserve">data/external</w:t>
@@ -1180,6 +1246,7 @@
             <w:r>
               <w:rPr>
                 <w:rFonts w:ascii="宋体" w:hAnsi="宋体" w:eastAsia="宋体"/>
+                <w:color w:val="000000"/>
                 <w:sz w:val="21"/>
               </w:rPr>
               <w:t xml:space="preserve"> </w:t>
@@ -1187,6 +1254,7 @@
             <w:r>
               <w:rPr>
                 <w:rFonts w:ascii="宋体" w:hAnsi="宋体" w:eastAsia="宋体"/>
+                <w:color w:val="000000"/>
                 <w:sz w:val="21"/>
               </w:rPr>
               <w:t xml:space="preserve">大文件</w:t>
@@ -1205,6 +1273,7 @@
             <w:r>
               <w:rPr>
                 <w:rFonts w:ascii="宋体" w:hAnsi="宋体" w:eastAsia="宋体"/>
+                <w:color w:val="000000"/>
                 <w:sz w:val="21"/>
               </w:rPr>
               <w:t xml:space="preserve">输出位置</w:t>
@@ -1221,6 +1290,7 @@
             <w:r>
               <w:rPr>
                 <w:rFonts w:ascii="宋体" w:hAnsi="宋体" w:eastAsia="宋体"/>
+                <w:color w:val="000000"/>
                 <w:sz w:val="21"/>
               </w:rPr>
               <w:t xml:space="preserve">pytest 临时目录、</w:t>
@@ -1229,6 +1299,7 @@
               <w:rPr>
                 <w:rStyle w:val="VerbatimChar"/>
                 <w:rFonts w:ascii="宋体" w:hAnsi="宋体" w:eastAsia="宋体"/>
+                <w:color w:val="000000"/>
                 <w:sz w:val="21"/>
               </w:rPr>
               <w:t xml:space="preserve">tmp/</w:t>
@@ -1236,6 +1307,7 @@
             <w:r>
               <w:rPr>
                 <w:rFonts w:ascii="宋体" w:hAnsi="宋体" w:eastAsia="宋体"/>
+                <w:color w:val="000000"/>
                 <w:sz w:val="21"/>
               </w:rPr>
               <w:t xml:space="preserve">、</w:t>
@@ -1244,6 +1316,7 @@
               <w:rPr>
                 <w:rStyle w:val="VerbatimChar"/>
                 <w:rFonts w:ascii="宋体" w:hAnsi="宋体" w:eastAsia="宋体"/>
+                <w:color w:val="000000"/>
                 <w:sz w:val="21"/>
               </w:rPr>
               <w:t xml:space="preserve">outputs/</w:t>
@@ -1251,6 +1324,7 @@
             <w:r>
               <w:rPr>
                 <w:rFonts w:ascii="宋体" w:hAnsi="宋体" w:eastAsia="宋体"/>
+                <w:color w:val="000000"/>
                 <w:sz w:val="21"/>
               </w:rPr>
               <w:t xml:space="preserve">，均不作为源代码提交</w:t>
@@ -1268,6 +1342,7 @@
       <w:r>
         <w:rPr>
           <w:rFonts w:ascii="宋体" w:hAnsi="宋体" w:eastAsia="宋体"/>
+          <w:color w:val="000000"/>
         </w:rPr>
         <w:t xml:space="preserve">3. 测试范围</w:t>
       </w:r>
@@ -1305,6 +1380,7 @@
               <w:rPr>
                 <w:rFonts w:ascii="宋体" w:hAnsi="宋体" w:eastAsia="宋体"/>
                 <w:b/>
+                <w:color w:val="000000"/>
                 <w:sz w:val="21"/>
               </w:rPr>
               <w:t xml:space="preserve">测试文件</w:t>
@@ -1325,6 +1401,7 @@
               <w:rPr>
                 <w:rFonts w:ascii="宋体" w:hAnsi="宋体" w:eastAsia="宋体"/>
                 <w:b/>
+                <w:color w:val="000000"/>
                 <w:sz w:val="21"/>
               </w:rPr>
               <w:t xml:space="preserve">覆盖内容</w:t>
@@ -1344,6 +1421,7 @@
               <w:rPr>
                 <w:rStyle w:val="VerbatimChar"/>
                 <w:rFonts w:ascii="宋体" w:hAnsi="宋体" w:eastAsia="宋体"/>
+                <w:color w:val="000000"/>
                 <w:sz w:val="21"/>
               </w:rPr>
               <w:t xml:space="preserve">tests/test_data_io_and_loaders.py</w:t>
@@ -1360,6 +1438,7 @@
             <w:r>
               <w:rPr>
                 <w:rFonts w:ascii="宋体" w:hAnsi="宋体" w:eastAsia="宋体"/>
+                <w:color w:val="000000"/>
                 <w:sz w:val="21"/>
               </w:rPr>
               <w:t xml:space="preserve">数据序列化、XJTU-SY loader、PHM2012 loader、读前抽样</w:t>
@@ -1379,6 +1458,7 @@
               <w:rPr>
                 <w:rStyle w:val="VerbatimChar"/>
                 <w:rFonts w:ascii="宋体" w:hAnsi="宋体" w:eastAsia="宋体"/>
+                <w:color w:val="000000"/>
                 <w:sz w:val="21"/>
               </w:rPr>
               <w:t xml:space="preserve">tests/test_rul_metrics.py</w:t>
@@ -1395,6 +1475,7 @@
             <w:r>
               <w:rPr>
                 <w:rFonts w:ascii="宋体" w:hAnsi="宋体" w:eastAsia="宋体"/>
+                <w:color w:val="000000"/>
                 <w:sz w:val="21"/>
               </w:rPr>
               <w:t xml:space="preserve">RUL 指标、Huang Score、NormalizedRMSE、方向性指标</w:t>
@@ -1414,6 +1495,7 @@
               <w:rPr>
                 <w:rStyle w:val="VerbatimChar"/>
                 <w:rFonts w:ascii="宋体" w:hAnsi="宋体" w:eastAsia="宋体"/>
+                <w:color w:val="000000"/>
                 <w:sz w:val="21"/>
               </w:rPr>
               <w:t xml:space="preserve">tests/test_paper_cnn_lstm_attention.py</w:t>
@@ -1430,6 +1512,7 @@
             <w:r>
               <w:rPr>
                 <w:rFonts w:ascii="宋体" w:hAnsi="宋体" w:eastAsia="宋体"/>
+                <w:color w:val="000000"/>
                 <w:sz w:val="21"/>
               </w:rPr>
               <w:t xml:space="preserve">CNN-LSTM-AM 模型结构、特征序列、attention 输出</w:t>
@@ -1449,6 +1532,7 @@
               <w:rPr>
                 <w:rStyle w:val="VerbatimChar"/>
                 <w:rFonts w:ascii="宋体" w:hAnsi="宋体" w:eastAsia="宋体"/>
+                <w:color w:val="000000"/>
                 <w:sz w:val="21"/>
               </w:rPr>
               <w:t xml:space="preserve">tests/test_paper_xlstm_transformer.py</w:t>
@@ -1465,6 +1549,7 @@
             <w:r>
               <w:rPr>
                 <w:rFonts w:ascii="宋体" w:hAnsi="宋体" w:eastAsia="宋体"/>
+                <w:color w:val="000000"/>
                 <w:sz w:val="21"/>
               </w:rPr>
               <w:t xml:space="preserve">xLSTM-Transformer 模型、论文划分 workflow、notebook 入口</w:t>
@@ -1484,6 +1569,7 @@
               <w:rPr>
                 <w:rStyle w:val="VerbatimChar"/>
                 <w:rFonts w:ascii="宋体" w:hAnsi="宋体" w:eastAsia="宋体"/>
+                <w:color w:val="000000"/>
                 <w:sz w:val="21"/>
               </w:rPr>
               <w:t xml:space="preserve">tests/test_prediction_modes.py</w:t>
@@ -1500,6 +1586,7 @@
             <w:r>
               <w:rPr>
                 <w:rFonts w:ascii="宋体" w:hAnsi="宋体" w:eastAsia="宋体"/>
+                <w:color w:val="000000"/>
                 <w:sz w:val="21"/>
               </w:rPr>
               <w:t xml:space="preserve">直接预测、滚动预测、不确定性预测</w:t>
@@ -1519,6 +1606,7 @@
               <w:rPr>
                 <w:rStyle w:val="VerbatimChar"/>
                 <w:rFonts w:ascii="宋体" w:hAnsi="宋体" w:eastAsia="宋体"/>
+                <w:color w:val="000000"/>
                 <w:sz w:val="21"/>
               </w:rPr>
               <w:t xml:space="preserve">tests/test_stage_and_visualization.py</w:t>
@@ -1535,6 +1623,7 @@
             <w:r>
               <w:rPr>
                 <w:rFonts w:ascii="宋体" w:hAnsi="宋体" w:eastAsia="宋体"/>
+                <w:color w:val="000000"/>
                 <w:sz w:val="21"/>
               </w:rPr>
               <w:t xml:space="preserve">退化阶段划分和可视化输出</w:t>
@@ -1554,6 +1643,7 @@
               <w:rPr>
                 <w:rStyle w:val="VerbatimChar"/>
                 <w:rFonts w:ascii="宋体" w:hAnsi="宋体" w:eastAsia="宋体"/>
+                <w:color w:val="000000"/>
                 <w:sz w:val="21"/>
               </w:rPr>
               <w:t xml:space="preserve">tests/test_training_pipeline.py</w:t>
@@ -1570,6 +1660,7 @@
             <w:r>
               <w:rPr>
                 <w:rFonts w:ascii="宋体" w:hAnsi="宋体" w:eastAsia="宋体"/>
+                <w:color w:val="000000"/>
                 <w:sz w:val="21"/>
               </w:rPr>
               <w:t xml:space="preserve">训练器、回调、实验记录和输出文件</w:t>
@@ -1587,6 +1678,7 @@
       <w:r>
         <w:rPr>
           <w:rFonts w:ascii="宋体" w:hAnsi="宋体" w:eastAsia="宋体"/>
+          <w:color w:val="000000"/>
         </w:rPr>
         <w:t xml:space="preserve">4. 关键测试用例</w:t>
       </w:r>
@@ -1621,6 +1713,7 @@
               <w:rPr>
                 <w:rFonts w:ascii="宋体" w:hAnsi="宋体" w:eastAsia="宋体"/>
                 <w:b/>
+                <w:color w:val="000000"/>
                 <w:sz w:val="21"/>
               </w:rPr>
               <w:t xml:space="preserve">编号</w:t>
@@ -1641,6 +1734,7 @@
               <w:rPr>
                 <w:rFonts w:ascii="宋体" w:hAnsi="宋体" w:eastAsia="宋体"/>
                 <w:b/>
+                <w:color w:val="000000"/>
                 <w:sz w:val="21"/>
               </w:rPr>
               <w:t xml:space="preserve">用例</w:t>
@@ -1661,6 +1755,7 @@
               <w:rPr>
                 <w:rFonts w:ascii="宋体" w:hAnsi="宋体" w:eastAsia="宋体"/>
                 <w:b/>
+                <w:color w:val="000000"/>
                 <w:sz w:val="21"/>
               </w:rPr>
               <w:t xml:space="preserve">期望结果</w:t>
@@ -1679,6 +1774,7 @@
             <w:r>
               <w:rPr>
                 <w:rFonts w:ascii="宋体" w:hAnsi="宋体" w:eastAsia="宋体"/>
+                <w:color w:val="000000"/>
                 <w:sz w:val="21"/>
               </w:rPr>
               <w:t xml:space="preserve">UT-01</w:t>
@@ -1695,6 +1791,7 @@
             <w:r>
               <w:rPr>
                 <w:rFonts w:ascii="宋体" w:hAnsi="宋体" w:eastAsia="宋体"/>
+                <w:color w:val="000000"/>
                 <w:sz w:val="21"/>
               </w:rPr>
               <w:t xml:space="preserve">XJTU-SY CSV 目录加载</w:t>
@@ -1711,6 +1808,7 @@
             <w:r>
               <w:rPr>
                 <w:rFonts w:ascii="宋体" w:hAnsi="宋体" w:eastAsia="宋体"/>
+                <w:color w:val="000000"/>
                 <w:sz w:val="21"/>
               </w:rPr>
               <w:t xml:space="preserve">返回</w:t>
@@ -1718,6 +1816,7 @@
             <w:r>
               <w:rPr>
                 <w:rFonts w:ascii="宋体" w:hAnsi="宋体" w:eastAsia="宋体"/>
+                <w:color w:val="000000"/>
                 <w:sz w:val="21"/>
               </w:rPr>
               <w:t xml:space="preserve"> </w:t>
@@ -1726,6 +1825,7 @@
               <w:rPr>
                 <w:rStyle w:val="VerbatimChar"/>
                 <w:rFonts w:ascii="宋体" w:hAnsi="宋体" w:eastAsia="宋体"/>
+                <w:color w:val="000000"/>
                 <w:sz w:val="21"/>
               </w:rPr>
               <w:t xml:space="preserve">BearingEntity</w:t>
@@ -1733,6 +1833,7 @@
             <w:r>
               <w:rPr>
                 <w:rFonts w:ascii="宋体" w:hAnsi="宋体" w:eastAsia="宋体"/>
+                <w:color w:val="000000"/>
                 <w:sz w:val="21"/>
               </w:rPr>
               <w:t xml:space="preserve">，包含水平/垂直振动通道</w:t>
@@ -1751,6 +1852,7 @@
             <w:r>
               <w:rPr>
                 <w:rFonts w:ascii="宋体" w:hAnsi="宋体" w:eastAsia="宋体"/>
+                <w:color w:val="000000"/>
                 <w:sz w:val="21"/>
               </w:rPr>
               <w:t xml:space="preserve">UT-02</w:t>
@@ -1767,6 +1869,7 @@
             <w:r>
               <w:rPr>
                 <w:rFonts w:ascii="宋体" w:hAnsi="宋体" w:eastAsia="宋体"/>
+                <w:color w:val="000000"/>
                 <w:sz w:val="21"/>
               </w:rPr>
               <w:t xml:space="preserve">PHM2012 加速度与温度文件对齐</w:t>
@@ -1783,6 +1886,7 @@
             <w:r>
               <w:rPr>
                 <w:rFonts w:ascii="宋体" w:hAnsi="宋体" w:eastAsia="宋体"/>
+                <w:color w:val="000000"/>
                 <w:sz w:val="21"/>
               </w:rPr>
               <w:t xml:space="preserve">保留温度通道和</w:t>
@@ -1790,6 +1894,7 @@
             <w:r>
               <w:rPr>
                 <w:rFonts w:ascii="宋体" w:hAnsi="宋体" w:eastAsia="宋体"/>
+                <w:color w:val="000000"/>
                 <w:sz w:val="21"/>
               </w:rPr>
               <w:t xml:space="preserve"> </w:t>
@@ -1798,6 +1903,7 @@
               <w:rPr>
                 <w:rStyle w:val="VerbatimChar"/>
                 <w:rFonts w:ascii="宋体" w:hAnsi="宋体" w:eastAsia="宋体"/>
+                <w:color w:val="000000"/>
                 <w:sz w:val="21"/>
               </w:rPr>
               <w:t xml:space="preserve">temperature_file</w:t>
@@ -1805,6 +1911,7 @@
             <w:r>
               <w:rPr>
                 <w:rFonts w:ascii="宋体" w:hAnsi="宋体" w:eastAsia="宋体"/>
+                <w:color w:val="000000"/>
                 <w:sz w:val="21"/>
               </w:rPr>
               <w:t xml:space="preserve"> </w:t>
@@ -1812,6 +1919,7 @@
             <w:r>
               <w:rPr>
                 <w:rFonts w:ascii="宋体" w:hAnsi="宋体" w:eastAsia="宋体"/>
+                <w:color w:val="000000"/>
                 <w:sz w:val="21"/>
               </w:rPr>
               <w:t xml:space="preserve">字段</w:t>
@@ -1830,6 +1938,7 @@
             <w:r>
               <w:rPr>
                 <w:rFonts w:ascii="宋体" w:hAnsi="宋体" w:eastAsia="宋体"/>
+                <w:color w:val="000000"/>
                 <w:sz w:val="21"/>
               </w:rPr>
               <w:t xml:space="preserve">UT-03</w:t>
@@ -1847,6 +1956,7 @@
               <w:rPr>
                 <w:rStyle w:val="VerbatimChar"/>
                 <w:rFonts w:ascii="宋体" w:hAnsi="宋体" w:eastAsia="宋体"/>
+                <w:color w:val="000000"/>
                 <w:sz w:val="21"/>
               </w:rPr>
               <w:t xml:space="preserve">HuangRulScore</w:t>
@@ -1854,6 +1964,7 @@
             <w:r>
               <w:rPr>
                 <w:rFonts w:ascii="宋体" w:hAnsi="宋体" w:eastAsia="宋体"/>
+                <w:color w:val="000000"/>
                 <w:sz w:val="21"/>
               </w:rPr>
               <w:t xml:space="preserve"> </w:t>
@@ -1861,6 +1972,7 @@
             <w:r>
               <w:rPr>
                 <w:rFonts w:ascii="宋体" w:hAnsi="宋体" w:eastAsia="宋体"/>
+                <w:color w:val="000000"/>
                 <w:sz w:val="21"/>
               </w:rPr>
               <w:t xml:space="preserve">手算数组</w:t>
@@ -1877,6 +1989,7 @@
             <w:r>
               <w:rPr>
                 <w:rFonts w:ascii="宋体" w:hAnsi="宋体" w:eastAsia="宋体"/>
+                <w:color w:val="000000"/>
                 <w:sz w:val="21"/>
               </w:rPr>
               <w:t xml:space="preserve">输出与论文分段公式一致</w:t>
@@ -1895,6 +2008,7 @@
             <w:r>
               <w:rPr>
                 <w:rFonts w:ascii="宋体" w:hAnsi="宋体" w:eastAsia="宋体"/>
+                <w:color w:val="000000"/>
                 <w:sz w:val="21"/>
               </w:rPr>
               <w:t xml:space="preserve">UT-04</w:t>
@@ -1912,6 +2026,7 @@
               <w:rPr>
                 <w:rStyle w:val="VerbatimChar"/>
                 <w:rFonts w:ascii="宋体" w:hAnsi="宋体" w:eastAsia="宋体"/>
+                <w:color w:val="000000"/>
                 <w:sz w:val="21"/>
               </w:rPr>
               <w:t xml:space="preserve">NormalizedRMSE</w:t>
@@ -1919,6 +2034,7 @@
             <w:r>
               <w:rPr>
                 <w:rFonts w:ascii="宋体" w:hAnsi="宋体" w:eastAsia="宋体"/>
+                <w:color w:val="000000"/>
                 <w:sz w:val="21"/>
               </w:rPr>
               <w:t xml:space="preserve"> </w:t>
@@ -1926,6 +2042,7 @@
             <w:r>
               <w:rPr>
                 <w:rFonts w:ascii="宋体" w:hAnsi="宋体" w:eastAsia="宋体"/>
+                <w:color w:val="000000"/>
                 <w:sz w:val="21"/>
               </w:rPr>
               <w:t xml:space="preserve">零 range</w:t>
@@ -1942,6 +2059,7 @@
             <w:r>
               <w:rPr>
                 <w:rFonts w:ascii="宋体" w:hAnsi="宋体" w:eastAsia="宋体"/>
+                <w:color w:val="000000"/>
                 <w:sz w:val="21"/>
               </w:rPr>
               <w:t xml:space="preserve">不产生 NaN 或 inf</w:t>
@@ -1960,6 +2078,7 @@
             <w:r>
               <w:rPr>
                 <w:rFonts w:ascii="宋体" w:hAnsi="宋体" w:eastAsia="宋体"/>
+                <w:color w:val="000000"/>
                 <w:sz w:val="21"/>
               </w:rPr>
               <w:t xml:space="preserve">UT-05</w:t>
@@ -1977,6 +2096,7 @@
               <w:rPr>
                 <w:rStyle w:val="VerbatimChar"/>
                 <w:rFonts w:ascii="宋体" w:hAnsi="宋体" w:eastAsia="宋体"/>
+                <w:color w:val="000000"/>
                 <w:sz w:val="21"/>
               </w:rPr>
               <w:t xml:space="preserve">CNNLSTMAttention</w:t>
@@ -1984,6 +2104,7 @@
             <w:r>
               <w:rPr>
                 <w:rFonts w:ascii="宋体" w:hAnsi="宋体" w:eastAsia="宋体"/>
+                <w:color w:val="000000"/>
                 <w:sz w:val="21"/>
               </w:rPr>
               <w:t xml:space="preserve"> </w:t>
@@ -1991,6 +2112,7 @@
             <w:r>
               <w:rPr>
                 <w:rFonts w:ascii="宋体" w:hAnsi="宋体" w:eastAsia="宋体"/>
+                <w:color w:val="000000"/>
                 <w:sz w:val="21"/>
               </w:rPr>
               <w:t xml:space="preserve">forward</w:t>
@@ -2007,6 +2129,7 @@
             <w:r>
               <w:rPr>
                 <w:rFonts w:ascii="宋体" w:hAnsi="宋体" w:eastAsia="宋体"/>
+                <w:color w:val="000000"/>
                 <w:sz w:val="21"/>
               </w:rPr>
               <w:t xml:space="preserve">输出预测和 attention 权重</w:t>
@@ -2025,6 +2148,7 @@
             <w:r>
               <w:rPr>
                 <w:rFonts w:ascii="宋体" w:hAnsi="宋体" w:eastAsia="宋体"/>
+                <w:color w:val="000000"/>
                 <w:sz w:val="21"/>
               </w:rPr>
               <w:t xml:space="preserve">UT-06</w:t>
@@ -2042,6 +2166,7 @@
               <w:rPr>
                 <w:rStyle w:val="VerbatimChar"/>
                 <w:rFonts w:ascii="宋体" w:hAnsi="宋体" w:eastAsia="宋体"/>
+                <w:color w:val="000000"/>
                 <w:sz w:val="21"/>
               </w:rPr>
               <w:t xml:space="preserve">XLSTMTransformer</w:t>
@@ -2049,6 +2174,7 @@
             <w:r>
               <w:rPr>
                 <w:rFonts w:ascii="宋体" w:hAnsi="宋体" w:eastAsia="宋体"/>
+                <w:color w:val="000000"/>
                 <w:sz w:val="21"/>
               </w:rPr>
               <w:t xml:space="preserve"> </w:t>
@@ -2056,6 +2182,7 @@
             <w:r>
               <w:rPr>
                 <w:rFonts w:ascii="宋体" w:hAnsi="宋体" w:eastAsia="宋体"/>
+                <w:color w:val="000000"/>
                 <w:sz w:val="21"/>
               </w:rPr>
               <w:t xml:space="preserve">forward</w:t>
@@ -2072,6 +2199,7 @@
             <w:r>
               <w:rPr>
                 <w:rFonts w:ascii="宋体" w:hAnsi="宋体" w:eastAsia="宋体"/>
+                <w:color w:val="000000"/>
                 <w:sz w:val="21"/>
               </w:rPr>
               <w:t xml:space="preserve">输出预测和多头 attention 权重</w:t>
@@ -2090,6 +2218,7 @@
             <w:r>
               <w:rPr>
                 <w:rFonts w:ascii="宋体" w:hAnsi="宋体" w:eastAsia="宋体"/>
+                <w:color w:val="000000"/>
                 <w:sz w:val="21"/>
               </w:rPr>
               <w:t xml:space="preserve">UT-07</w:t>
@@ -2106,6 +2235,7 @@
             <w:r>
               <w:rPr>
                 <w:rFonts w:ascii="宋体" w:hAnsi="宋体" w:eastAsia="宋体"/>
+                <w:color w:val="000000"/>
                 <w:sz w:val="21"/>
               </w:rPr>
               <w:t xml:space="preserve">notebook 直接执行</w:t>
@@ -2123,6 +2253,7 @@
               <w:rPr>
                 <w:rStyle w:val="VerbatimChar"/>
                 <w:rFonts w:ascii="宋体" w:hAnsi="宋体" w:eastAsia="宋体"/>
+                <w:color w:val="000000"/>
                 <w:sz w:val="21"/>
               </w:rPr>
               <w:t xml:space="preserve">examples/*.ipynb</w:t>
@@ -2130,6 +2261,7 @@
             <w:r>
               <w:rPr>
                 <w:rFonts w:ascii="宋体" w:hAnsi="宋体" w:eastAsia="宋体"/>
+                <w:color w:val="000000"/>
                 <w:sz w:val="21"/>
               </w:rPr>
               <w:t xml:space="preserve"> </w:t>
@@ -2137,6 +2269,7 @@
             <w:r>
               <w:rPr>
                 <w:rFonts w:ascii="宋体" w:hAnsi="宋体" w:eastAsia="宋体"/>
+                <w:color w:val="000000"/>
                 <w:sz w:val="21"/>
               </w:rPr>
               <w:t xml:space="preserve">代码单元均可执行</w:t>
@@ -2154,6 +2287,7 @@
       <w:r>
         <w:rPr>
           <w:rFonts w:ascii="宋体" w:hAnsi="宋体" w:eastAsia="宋体"/>
+          <w:color w:val="000000"/>
         </w:rPr>
         <w:t xml:space="preserve">5. 执行命令</w:t>
       </w:r>
@@ -2166,6 +2300,7 @@
         <w:rPr>
           <w:rStyle w:val="ExtensionTok"/>
           <w:rFonts w:ascii="宋体" w:hAnsi="宋体" w:eastAsia="宋体"/>
+          <w:color w:val="000000"/>
         </w:rPr>
         <w:t xml:space="preserve">uv</w:t>
       </w:r>
@@ -2173,6 +2308,7 @@
         <w:rPr>
           <w:rStyle w:val="NormalTok"/>
           <w:rFonts w:ascii="宋体" w:hAnsi="宋体" w:eastAsia="宋体"/>
+          <w:color w:val="000000"/>
         </w:rPr>
         <w:t xml:space="preserve"> run </w:t>
       </w:r>
@@ -2180,6 +2316,7 @@
         <w:rPr>
           <w:rStyle w:val="AttributeTok"/>
           <w:rFonts w:ascii="宋体" w:hAnsi="宋体" w:eastAsia="宋体"/>
+          <w:color w:val="000000"/>
         </w:rPr>
         <w:t xml:space="preserve">--extra</w:t>
       </w:r>
@@ -2187,6 +2324,7 @@
         <w:rPr>
           <w:rStyle w:val="NormalTok"/>
           <w:rFonts w:ascii="宋体" w:hAnsi="宋体" w:eastAsia="宋体"/>
+          <w:color w:val="000000"/>
         </w:rPr>
         <w:t xml:space="preserve"> dev pytest tests/test_data_io_and_loaders.py tests/test_rul_metrics.py </w:t>
       </w:r>
@@ -2194,12 +2332,14 @@
         <w:rPr>
           <w:rStyle w:val="AttributeTok"/>
           <w:rFonts w:ascii="宋体" w:hAnsi="宋体" w:eastAsia="宋体"/>
+          <w:color w:val="000000"/>
         </w:rPr>
         <w:t xml:space="preserve">-q</w:t>
       </w:r>
       <w:r>
         <w:rPr>
           <w:rFonts w:ascii="宋体" w:hAnsi="宋体" w:eastAsia="宋体"/>
+          <w:color w:val="000000"/>
         </w:rPr>
         <w:br/>
       </w:r>
@@ -2207,6 +2347,7 @@
         <w:rPr>
           <w:rStyle w:val="ExtensionTok"/>
           <w:rFonts w:ascii="宋体" w:hAnsi="宋体" w:eastAsia="宋体"/>
+          <w:color w:val="000000"/>
         </w:rPr>
         <w:t xml:space="preserve">uv</w:t>
       </w:r>
@@ -2214,6 +2355,7 @@
         <w:rPr>
           <w:rStyle w:val="NormalTok"/>
           <w:rFonts w:ascii="宋体" w:hAnsi="宋体" w:eastAsia="宋体"/>
+          <w:color w:val="000000"/>
         </w:rPr>
         <w:t xml:space="preserve"> run </w:t>
       </w:r>
@@ -2221,6 +2363,7 @@
         <w:rPr>
           <w:rStyle w:val="AttributeTok"/>
           <w:rFonts w:ascii="宋体" w:hAnsi="宋体" w:eastAsia="宋体"/>
+          <w:color w:val="000000"/>
         </w:rPr>
         <w:t xml:space="preserve">--extra</w:t>
       </w:r>
@@ -2228,6 +2371,7 @@
         <w:rPr>
           <w:rStyle w:val="NormalTok"/>
           <w:rFonts w:ascii="宋体" w:hAnsi="宋体" w:eastAsia="宋体"/>
+          <w:color w:val="000000"/>
         </w:rPr>
         <w:t xml:space="preserve"> dev pytest tests/test_paper_cnn_lstm_attention.py tests/test_paper_xlstm_transformer.py </w:t>
       </w:r>
@@ -2235,12 +2379,14 @@
         <w:rPr>
           <w:rStyle w:val="AttributeTok"/>
           <w:rFonts w:ascii="宋体" w:hAnsi="宋体" w:eastAsia="宋体"/>
+          <w:color w:val="000000"/>
         </w:rPr>
         <w:t xml:space="preserve">-q</w:t>
       </w:r>
       <w:r>
         <w:rPr>
           <w:rFonts w:ascii="宋体" w:hAnsi="宋体" w:eastAsia="宋体"/>
+          <w:color w:val="000000"/>
         </w:rPr>
         <w:br/>
       </w:r>
@@ -2248,6 +2394,7 @@
         <w:rPr>
           <w:rStyle w:val="ExtensionTok"/>
           <w:rFonts w:ascii="宋体" w:hAnsi="宋体" w:eastAsia="宋体"/>
+          <w:color w:val="000000"/>
         </w:rPr>
         <w:t xml:space="preserve">uv</w:t>
       </w:r>
@@ -2255,6 +2402,7 @@
         <w:rPr>
           <w:rStyle w:val="NormalTok"/>
           <w:rFonts w:ascii="宋体" w:hAnsi="宋体" w:eastAsia="宋体"/>
+          <w:color w:val="000000"/>
         </w:rPr>
         <w:t xml:space="preserve"> run </w:t>
       </w:r>
@@ -2262,6 +2410,7 @@
         <w:rPr>
           <w:rStyle w:val="AttributeTok"/>
           <w:rFonts w:ascii="宋体" w:hAnsi="宋体" w:eastAsia="宋体"/>
+          <w:color w:val="000000"/>
         </w:rPr>
         <w:t xml:space="preserve">--extra</w:t>
       </w:r>
@@ -2269,6 +2418,7 @@
         <w:rPr>
           <w:rStyle w:val="NormalTok"/>
           <w:rFonts w:ascii="宋体" w:hAnsi="宋体" w:eastAsia="宋体"/>
+          <w:color w:val="000000"/>
         </w:rPr>
         <w:t xml:space="preserve"> dev pytest tests/test_examples_notebooks.py </w:t>
       </w:r>
@@ -2276,6 +2426,7 @@
         <w:rPr>
           <w:rStyle w:val="AttributeTok"/>
           <w:rFonts w:ascii="宋体" w:hAnsi="宋体" w:eastAsia="宋体"/>
+          <w:color w:val="000000"/>
         </w:rPr>
         <w:t xml:space="preserve">-q</w:t>
       </w:r>
@@ -2289,6 +2440,7 @@
       <w:r>
         <w:rPr>
           <w:rFonts w:ascii="宋体" w:hAnsi="宋体" w:eastAsia="宋体"/>
+          <w:color w:val="000000"/>
         </w:rPr>
         <w:t xml:space="preserve">结题阶段集中执行命令：</w:t>
       </w:r>
@@ -2301,6 +2453,7 @@
         <w:rPr>
           <w:rStyle w:val="ExtensionTok"/>
           <w:rFonts w:ascii="宋体" w:hAnsi="宋体" w:eastAsia="宋体"/>
+          <w:color w:val="000000"/>
         </w:rPr>
         <w:t xml:space="preserve">uv</w:t>
       </w:r>
@@ -2308,6 +2461,7 @@
         <w:rPr>
           <w:rStyle w:val="NormalTok"/>
           <w:rFonts w:ascii="宋体" w:hAnsi="宋体" w:eastAsia="宋体"/>
+          <w:color w:val="000000"/>
         </w:rPr>
         <w:t xml:space="preserve"> run </w:t>
       </w:r>
@@ -2315,6 +2469,7 @@
         <w:rPr>
           <w:rStyle w:val="AttributeTok"/>
           <w:rFonts w:ascii="宋体" w:hAnsi="宋体" w:eastAsia="宋体"/>
+          <w:color w:val="000000"/>
         </w:rPr>
         <w:t xml:space="preserve">--extra</w:t>
       </w:r>
@@ -2322,6 +2477,7 @@
         <w:rPr>
           <w:rStyle w:val="NormalTok"/>
           <w:rFonts w:ascii="宋体" w:hAnsi="宋体" w:eastAsia="宋体"/>
+          <w:color w:val="000000"/>
         </w:rPr>
         <w:t xml:space="preserve"> dev pytest tests/test_rul_metrics.py tests/test_paper_cnn_lstm_attention.py tests/test_paper_xlstm_transformer.py tests/test_examples_notebooks.py </w:t>
       </w:r>
@@ -2329,12 +2485,14 @@
         <w:rPr>
           <w:rStyle w:val="AttributeTok"/>
           <w:rFonts w:ascii="宋体" w:hAnsi="宋体" w:eastAsia="宋体"/>
+          <w:color w:val="000000"/>
         </w:rPr>
         <w:t xml:space="preserve">-q</w:t>
       </w:r>
       <w:r>
         <w:rPr>
           <w:rFonts w:ascii="宋体" w:hAnsi="宋体" w:eastAsia="宋体"/>
+          <w:color w:val="000000"/>
         </w:rPr>
         <w:br/>
       </w:r>
@@ -2342,6 +2500,7 @@
         <w:rPr>
           <w:rStyle w:val="ExtensionTok"/>
           <w:rFonts w:ascii="宋体" w:hAnsi="宋体" w:eastAsia="宋体"/>
+          <w:color w:val="000000"/>
         </w:rPr>
         <w:t xml:space="preserve">uv</w:t>
       </w:r>
@@ -2349,6 +2508,7 @@
         <w:rPr>
           <w:rStyle w:val="NormalTok"/>
           <w:rFonts w:ascii="宋体" w:hAnsi="宋体" w:eastAsia="宋体"/>
+          <w:color w:val="000000"/>
         </w:rPr>
         <w:t xml:space="preserve"> run </w:t>
       </w:r>
@@ -2356,6 +2516,7 @@
         <w:rPr>
           <w:rStyle w:val="AttributeTok"/>
           <w:rFonts w:ascii="宋体" w:hAnsi="宋体" w:eastAsia="宋体"/>
+          <w:color w:val="000000"/>
         </w:rPr>
         <w:t xml:space="preserve">--extra</w:t>
       </w:r>
@@ -2363,6 +2524,7 @@
         <w:rPr>
           <w:rStyle w:val="NormalTok"/>
           <w:rFonts w:ascii="宋体" w:hAnsi="宋体" w:eastAsia="宋体"/>
+          <w:color w:val="000000"/>
         </w:rPr>
         <w:t xml:space="preserve"> dev pytest </w:t>
       </w:r>
@@ -2370,6 +2532,7 @@
         <w:rPr>
           <w:rStyle w:val="AttributeTok"/>
           <w:rFonts w:ascii="宋体" w:hAnsi="宋体" w:eastAsia="宋体"/>
+          <w:color w:val="000000"/>
         </w:rPr>
         <w:t xml:space="preserve">-q</w:t>
       </w:r>
@@ -2382,6 +2545,7 @@
       <w:r>
         <w:rPr>
           <w:rFonts w:ascii="宋体" w:hAnsi="宋体" w:eastAsia="宋体"/>
+          <w:color w:val="000000"/>
         </w:rPr>
         <w:t xml:space="preserve">5.1 单元测试执行证据说明</w:t>
       </w:r>
@@ -2395,6 +2559,7 @@
       <w:r>
         <w:rPr>
           <w:rFonts w:ascii="宋体" w:hAnsi="宋体" w:eastAsia="宋体"/>
+          <w:color w:val="000000"/>
         </w:rPr>
         <w:t xml:space="preserve">单元测试不是只统计通过数量，而是覆盖项目中最容易出错的局部行为：</w:t>
       </w:r>
@@ -2429,6 +2594,7 @@
               <w:rPr>
                 <w:rFonts w:ascii="宋体" w:hAnsi="宋体" w:eastAsia="宋体"/>
                 <w:b/>
+                <w:color w:val="000000"/>
                 <w:sz w:val="21"/>
               </w:rPr>
               <w:t xml:space="preserve">类别</w:t>
@@ -2449,6 +2615,7 @@
               <w:rPr>
                 <w:rFonts w:ascii="宋体" w:hAnsi="宋体" w:eastAsia="宋体"/>
                 <w:b/>
+                <w:color w:val="000000"/>
                 <w:sz w:val="21"/>
               </w:rPr>
               <w:t xml:space="preserve">主要风险</w:t>
@@ -2469,6 +2636,7 @@
               <w:rPr>
                 <w:rFonts w:ascii="宋体" w:hAnsi="宋体" w:eastAsia="宋体"/>
                 <w:b/>
+                <w:color w:val="000000"/>
                 <w:sz w:val="21"/>
               </w:rPr>
               <w:t xml:space="preserve">测试证据</w:t>
@@ -2487,6 +2655,7 @@
             <w:r>
               <w:rPr>
                 <w:rFonts w:ascii="宋体" w:hAnsi="宋体" w:eastAsia="宋体"/>
+                <w:color w:val="000000"/>
                 <w:sz w:val="21"/>
               </w:rPr>
               <w:t xml:space="preserve">数据加载</w:t>
@@ -2503,6 +2672,7 @@
             <w:r>
               <w:rPr>
                 <w:rFonts w:ascii="宋体" w:hAnsi="宋体" w:eastAsia="宋体"/>
+                <w:color w:val="000000"/>
                 <w:sz w:val="21"/>
               </w:rPr>
               <w:t xml:space="preserve">目录结构差异导致字段缺失或顺序错误</w:t>
@@ -2519,6 +2689,7 @@
             <w:r>
               <w:rPr>
                 <w:rFonts w:ascii="宋体" w:hAnsi="宋体" w:eastAsia="宋体"/>
+                <w:color w:val="000000"/>
                 <w:sz w:val="21"/>
               </w:rPr>
               <w:t xml:space="preserve">loader 测试检查实体、通道、元数据和抽样加载</w:t>
@@ -2537,6 +2708,7 @@
             <w:r>
               <w:rPr>
                 <w:rFonts w:ascii="宋体" w:hAnsi="宋体" w:eastAsia="宋体"/>
+                <w:color w:val="000000"/>
                 <w:sz w:val="21"/>
               </w:rPr>
               <w:t xml:space="preserve">标签构造</w:t>
@@ -2553,6 +2725,7 @@
             <w:r>
               <w:rPr>
                 <w:rFonts w:ascii="宋体" w:hAnsi="宋体" w:eastAsia="宋体"/>
+                <w:color w:val="000000"/>
                 <w:sz w:val="21"/>
               </w:rPr>
               <w:t xml:space="preserve">RUL 方向反了或窗口边界错误</w:t>
@@ -2569,6 +2742,7 @@
             <w:r>
               <w:rPr>
                 <w:rFonts w:ascii="宋体" w:hAnsi="宋体" w:eastAsia="宋体"/>
+                <w:color w:val="000000"/>
                 <w:sz w:val="21"/>
               </w:rPr>
               <w:t xml:space="preserve">labeler 测试检查目标值、窗口长度和样本数量</w:t>
@@ -2587,6 +2761,7 @@
             <w:r>
               <w:rPr>
                 <w:rFonts w:ascii="宋体" w:hAnsi="宋体" w:eastAsia="宋体"/>
+                <w:color w:val="000000"/>
                 <w:sz w:val="21"/>
               </w:rPr>
               <w:t xml:space="preserve">指标计算</w:t>
@@ -2603,6 +2778,7 @@
             <w:r>
               <w:rPr>
                 <w:rFonts w:ascii="宋体" w:hAnsi="宋体" w:eastAsia="宋体"/>
+                <w:color w:val="000000"/>
                 <w:sz w:val="21"/>
               </w:rPr>
               <w:t xml:space="preserve">Score 公式、归一化或方向性指标口径错误</w:t>
@@ -2619,6 +2795,7 @@
             <w:r>
               <w:rPr>
                 <w:rFonts w:ascii="宋体" w:hAnsi="宋体" w:eastAsia="宋体"/>
+                <w:color w:val="000000"/>
                 <w:sz w:val="21"/>
               </w:rPr>
               <w:t xml:space="preserve">RUL 指标测试使用确定性小数组和完美预测样例</w:t>
@@ -2637,6 +2814,7 @@
             <w:r>
               <w:rPr>
                 <w:rFonts w:ascii="宋体" w:hAnsi="宋体" w:eastAsia="宋体"/>
+                <w:color w:val="000000"/>
                 <w:sz w:val="21"/>
               </w:rPr>
               <w:t xml:space="preserve">模型结构</w:t>
@@ -2653,6 +2831,7 @@
             <w:r>
               <w:rPr>
                 <w:rFonts w:ascii="宋体" w:hAnsi="宋体" w:eastAsia="宋体"/>
+                <w:color w:val="000000"/>
                 <w:sz w:val="21"/>
               </w:rPr>
               <w:t xml:space="preserve">forward 输出维度与 trainer 不匹配</w:t>
@@ -2669,6 +2848,7 @@
             <w:r>
               <w:rPr>
                 <w:rFonts w:ascii="宋体" w:hAnsi="宋体" w:eastAsia="宋体"/>
+                <w:color w:val="000000"/>
                 <w:sz w:val="21"/>
               </w:rPr>
               <w:t xml:space="preserve">CNN-LSTM-AM、xLSTM-Transformer forward 测试</w:t>
@@ -2687,6 +2867,7 @@
             <w:r>
               <w:rPr>
                 <w:rFonts w:ascii="宋体" w:hAnsi="宋体" w:eastAsia="宋体"/>
+                <w:color w:val="000000"/>
                 <w:sz w:val="21"/>
               </w:rPr>
               <w:t xml:space="preserve">notebook</w:t>
@@ -2703,6 +2884,7 @@
             <w:r>
               <w:rPr>
                 <w:rFonts w:ascii="宋体" w:hAnsi="宋体" w:eastAsia="宋体"/>
+                <w:color w:val="000000"/>
                 <w:sz w:val="21"/>
               </w:rPr>
               <w:t xml:space="preserve">示例只存在但不能执行</w:t>
@@ -2719,6 +2901,7 @@
             <w:r>
               <w:rPr>
                 <w:rFonts w:ascii="宋体" w:hAnsi="宋体" w:eastAsia="宋体"/>
+                <w:color w:val="000000"/>
                 <w:sz w:val="21"/>
               </w:rPr>
               <w:t xml:space="preserve">notebook smoke test 逐个运行代码单元</w:t>
@@ -2737,6 +2920,7 @@
       <w:r>
         <w:rPr>
           <w:rFonts w:ascii="宋体" w:hAnsi="宋体" w:eastAsia="宋体"/>
+          <w:color w:val="000000"/>
         </w:rPr>
         <w:t xml:space="preserve">6. 原始输出摘录</w:t>
       </w:r>
@@ -2750,6 +2934,7 @@
       <w:r>
         <w:rPr>
           <w:rFonts w:ascii="宋体" w:hAnsi="宋体" w:eastAsia="宋体"/>
+          <w:color w:val="000000"/>
         </w:rPr>
         <w:t xml:space="preserve">focused 测试输出摘录：</w:t>
       </w:r>
@@ -2762,12 +2947,14 @@
         <w:rPr>
           <w:rStyle w:val="VerbatimChar"/>
           <w:rFonts w:ascii="宋体" w:hAnsi="宋体" w:eastAsia="宋体"/>
+          <w:color w:val="000000"/>
         </w:rPr>
         <w:t xml:space="preserve">$ uv run --extra dev pytest tests/test_rul_metrics.py tests/test_paper_cnn_lstm_attention.py tests/test_paper_xlstm_transformer.py tests/test_examples_notebooks.py -q</w:t>
       </w:r>
       <w:r>
         <w:rPr>
           <w:rFonts w:ascii="宋体" w:hAnsi="宋体" w:eastAsia="宋体"/>
+          <w:color w:val="000000"/>
         </w:rPr>
         <w:br/>
       </w:r>
@@ -2775,12 +2962,14 @@
         <w:rPr>
           <w:rStyle w:val="VerbatimChar"/>
           <w:rFonts w:ascii="宋体" w:hAnsi="宋体" w:eastAsia="宋体"/>
+          <w:color w:val="000000"/>
         </w:rPr>
         <w:t xml:space="preserve">....................                                                     [100%]</w:t>
       </w:r>
       <w:r>
         <w:rPr>
           <w:rFonts w:ascii="宋体" w:hAnsi="宋体" w:eastAsia="宋体"/>
+          <w:color w:val="000000"/>
         </w:rPr>
         <w:br/>
       </w:r>
@@ -2788,6 +2977,7 @@
         <w:rPr>
           <w:rStyle w:val="VerbatimChar"/>
           <w:rFonts w:ascii="宋体" w:hAnsi="宋体" w:eastAsia="宋体"/>
+          <w:color w:val="000000"/>
         </w:rPr>
         <w:t xml:space="preserve">20 passed in 6.40s</w:t>
       </w:r>
@@ -2801,6 +2991,7 @@
       <w:r>
         <w:rPr>
           <w:rFonts w:ascii="宋体" w:hAnsi="宋体" w:eastAsia="宋体"/>
+          <w:color w:val="000000"/>
         </w:rPr>
         <w:t xml:space="preserve">全量测试输出摘录：</w:t>
       </w:r>
@@ -2813,12 +3004,14 @@
         <w:rPr>
           <w:rStyle w:val="VerbatimChar"/>
           <w:rFonts w:ascii="宋体" w:hAnsi="宋体" w:eastAsia="宋体"/>
+          <w:color w:val="000000"/>
         </w:rPr>
         <w:t xml:space="preserve">$ uv run --extra dev pytest -q</w:t>
       </w:r>
       <w:r>
         <w:rPr>
           <w:rFonts w:ascii="宋体" w:hAnsi="宋体" w:eastAsia="宋体"/>
+          <w:color w:val="000000"/>
         </w:rPr>
         <w:br/>
       </w:r>
@@ -2826,12 +3019,14 @@
         <w:rPr>
           <w:rStyle w:val="VerbatimChar"/>
           <w:rFonts w:ascii="宋体" w:hAnsi="宋体" w:eastAsia="宋体"/>
+          <w:color w:val="000000"/>
         </w:rPr>
         <w:t xml:space="preserve">...............................                                          [100%]</w:t>
       </w:r>
       <w:r>
         <w:rPr>
           <w:rFonts w:ascii="宋体" w:hAnsi="宋体" w:eastAsia="宋体"/>
+          <w:color w:val="000000"/>
         </w:rPr>
         <w:br/>
       </w:r>
@@ -2839,6 +3034,7 @@
         <w:rPr>
           <w:rStyle w:val="VerbatimChar"/>
           <w:rFonts w:ascii="宋体" w:hAnsi="宋体" w:eastAsia="宋体"/>
+          <w:color w:val="000000"/>
         </w:rPr>
         <w:t xml:space="preserve">31 passed in 8.45s</w:t>
       </w:r>
@@ -2852,6 +3048,7 @@
       <w:r>
         <w:rPr>
           <w:rFonts w:ascii="宋体" w:hAnsi="宋体" w:eastAsia="宋体"/>
+          <w:color w:val="000000"/>
         </w:rPr>
         <w:t xml:space="preserve">若后续提交导致耗时变化，以重新执行命令的终端输出为准；通过数量应保持一致或随新增测试同步增加。</w:t>
       </w:r>
@@ -2865,6 +3062,7 @@
       <w:r>
         <w:rPr>
           <w:rFonts w:ascii="宋体" w:hAnsi="宋体" w:eastAsia="宋体"/>
+          <w:color w:val="000000"/>
         </w:rPr>
         <w:t xml:space="preserve">7. 测试结论</w:t>
       </w:r>
@@ -2878,6 +3076,7 @@
       <w:r>
         <w:rPr>
           <w:rFonts w:ascii="宋体" w:hAnsi="宋体" w:eastAsia="宋体"/>
+          <w:color w:val="000000"/>
         </w:rPr>
         <w:t xml:space="preserve">2026-06-14 结题验收执行结果：</w:t>
       </w:r>
@@ -2895,6 +3094,7 @@
       <w:r>
         <w:rPr>
           <w:rFonts w:ascii="宋体" w:hAnsi="宋体" w:eastAsia="宋体"/>
+          <w:color w:val="000000"/>
         </w:rPr>
         <w:t xml:space="preserve">focused 测试：</w:t>
       </w:r>
@@ -2902,18 +3102,21 @@
         <w:rPr>
           <w:rStyle w:val="VerbatimChar"/>
           <w:rFonts w:ascii="宋体" w:hAnsi="宋体" w:eastAsia="宋体"/>
+          <w:color w:val="000000"/>
         </w:rPr>
         <w:t xml:space="preserve">uv run --extra dev pytest tests/test_rul_metrics.py tests/test_paper_cnn_lstm_attention.py tests/test_paper_xlstm_transformer.py tests/test_examples_notebooks.py -q</w:t>
       </w:r>
       <w:r>
         <w:rPr>
           <w:rFonts w:ascii="宋体" w:hAnsi="宋体" w:eastAsia="宋体"/>
+          <w:color w:val="000000"/>
         </w:rPr>
         <w:t xml:space="preserve">，结果为</w:t>
       </w:r>
       <w:r>
         <w:rPr>
           <w:rFonts w:ascii="宋体" w:hAnsi="宋体" w:eastAsia="宋体"/>
+          <w:color w:val="000000"/>
         </w:rPr>
         <w:t xml:space="preserve"> </w:t>
       </w:r>
@@ -2921,12 +3124,14 @@
         <w:rPr>
           <w:rStyle w:val="VerbatimChar"/>
           <w:rFonts w:ascii="宋体" w:hAnsi="宋体" w:eastAsia="宋体"/>
+          <w:color w:val="000000"/>
         </w:rPr>
         <w:t xml:space="preserve">20 passed in 6.40s</w:t>
       </w:r>
       <w:r>
         <w:rPr>
           <w:rFonts w:ascii="宋体" w:hAnsi="宋体" w:eastAsia="宋体"/>
+          <w:color w:val="000000"/>
         </w:rPr>
         <w:t xml:space="preserve">。</w:t>
       </w:r>
@@ -2944,6 +3149,7 @@
       <w:r>
         <w:rPr>
           <w:rFonts w:ascii="宋体" w:hAnsi="宋体" w:eastAsia="宋体"/>
+          <w:color w:val="000000"/>
         </w:rPr>
         <w:t xml:space="preserve">全量测试：</w:t>
       </w:r>
@@ -2951,18 +3157,21 @@
         <w:rPr>
           <w:rStyle w:val="VerbatimChar"/>
           <w:rFonts w:ascii="宋体" w:hAnsi="宋体" w:eastAsia="宋体"/>
+          <w:color w:val="000000"/>
         </w:rPr>
         <w:t xml:space="preserve">uv run --extra dev pytest -q</w:t>
       </w:r>
       <w:r>
         <w:rPr>
           <w:rFonts w:ascii="宋体" w:hAnsi="宋体" w:eastAsia="宋体"/>
+          <w:color w:val="000000"/>
         </w:rPr>
         <w:t xml:space="preserve">，结果为</w:t>
       </w:r>
       <w:r>
         <w:rPr>
           <w:rFonts w:ascii="宋体" w:hAnsi="宋体" w:eastAsia="宋体"/>
+          <w:color w:val="000000"/>
         </w:rPr>
         <w:t xml:space="preserve"> </w:t>
       </w:r>
@@ -2970,12 +3179,14 @@
         <w:rPr>
           <w:rStyle w:val="VerbatimChar"/>
           <w:rFonts w:ascii="宋体" w:hAnsi="宋体" w:eastAsia="宋体"/>
+          <w:color w:val="000000"/>
         </w:rPr>
         <w:t xml:space="preserve">31 passed in 8.45s</w:t>
       </w:r>
       <w:r>
         <w:rPr>
           <w:rFonts w:ascii="宋体" w:hAnsi="宋体" w:eastAsia="宋体"/>
+          <w:color w:val="000000"/>
         </w:rPr>
         <w:t xml:space="preserve">。</w:t>
       </w:r>
@@ -2989,6 +3200,7 @@
       <w:r>
         <w:rPr>
           <w:rFonts w:ascii="宋体" w:hAnsi="宋体" w:eastAsia="宋体"/>
+          <w:color w:val="000000"/>
         </w:rPr>
         <w:t xml:space="preserve">单元测试覆盖了系统关键基础模块，能够及时发现 loader、labeler、metric 和模型接口层面的回归问题。结题阶段测试通过标准为：所有单元测试执行成功，且 notebook smoke test 能完成训练类示例的最小 epoch 运行。</w:t>
       </w:r>
@@ -3211,6 +3423,7 @@
     <w:qFormat/>
     <w:rPr>
       <w:rFonts w:ascii="宋体" w:hAnsi="宋体" w:eastAsia="宋体"/>
+      <w:color w:val="000000"/>
       <w:sz w:val="21"/>
     </w:rPr>
   </w:style>
@@ -3224,6 +3437,7 @@
     <w:qFormat/>
     <w:rPr>
       <w:rFonts w:ascii="宋体" w:hAnsi="宋体" w:eastAsia="宋体"/>
+      <w:color w:val="000000"/>
       <w:sz w:val="21"/>
     </w:rPr>
   </w:style>
@@ -3234,6 +3448,7 @@
     <w:qFormat/>
     <w:rPr>
       <w:rFonts w:ascii="宋体" w:hAnsi="宋体" w:eastAsia="宋体"/>
+      <w:color w:val="000000"/>
       <w:sz w:val="21"/>
     </w:rPr>
   </w:style>
@@ -3246,6 +3461,7 @@
     </w:pPr>
     <w:rPr>
       <w:rFonts w:ascii="宋体" w:hAnsi="宋体" w:eastAsia="宋体"/>
+      <w:color w:val="000000"/>
       <w:sz w:val="21"/>
     </w:rPr>
   </w:style>
@@ -3264,7 +3480,7 @@
       <w:rFonts w:asciiTheme="majorHAnsi" w:cstheme="majorBidi" w:eastAsiaTheme="majorEastAsia" w:hAnsiTheme="majorHAnsi" w:ascii="黑体" w:hAnsi="黑体" w:eastAsia="黑体"/>
       <w:b/>
       <w:bCs/>
-      <w:color w:themeColor="accent1" w:themeShade="B5" w:val="345A8A"/>
+      <w:color w:val="000000"/>
       <w:sz w:val="36"/>
       <w:szCs w:val="36"/>
     </w:rPr>
@@ -3281,6 +3497,7 @@
       <w:jc w:val="center"/>
     </w:pPr>
     <w:rPr>
+      <w:color w:val="000000"/>
       <w:sz w:val="30"/>
       <w:szCs w:val="30"/>
     </w:rPr>
@@ -3344,7 +3561,7 @@
       <w:rFonts w:asciiTheme="majorHAnsi" w:cstheme="majorBidi" w:eastAsiaTheme="majorEastAsia" w:hAnsiTheme="majorHAnsi" w:ascii="宋体" w:hAnsi="宋体" w:eastAsia="宋体"/>
       <w:b/>
       <w:bCs/>
-      <w:color w:themeColor="accent1" w:val="4F81BD"/>
+      <w:color w:val="000000"/>
       <w:sz w:val="48"/>
       <w:szCs w:val="32"/>
     </w:rPr>
@@ -3366,7 +3583,7 @@
       <w:rFonts w:asciiTheme="majorHAnsi" w:cstheme="majorBidi" w:eastAsiaTheme="majorEastAsia" w:hAnsiTheme="majorHAnsi" w:ascii="宋体" w:hAnsi="宋体" w:eastAsia="宋体"/>
       <w:b/>
       <w:bCs/>
-      <w:color w:themeColor="accent1" w:val="4F81BD"/>
+      <w:color w:val="000000"/>
       <w:sz w:val="36"/>
       <w:szCs w:val="28"/>
     </w:rPr>
@@ -3388,7 +3605,7 @@
       <w:rFonts w:asciiTheme="majorHAnsi" w:cstheme="majorBidi" w:eastAsiaTheme="majorEastAsia" w:hAnsiTheme="majorHAnsi" w:ascii="宋体" w:hAnsi="宋体" w:eastAsia="宋体"/>
       <w:b/>
       <w:bCs/>
-      <w:color w:themeColor="accent1" w:val="4F81BD"/>
+      <w:color w:val="000000"/>
       <w:sz w:val="27"/>
       <w:szCs w:val="24"/>
     </w:rPr>
@@ -3411,7 +3628,7 @@
       <w:i/>
       <w:b/>
       <w:bCs/>
-      <w:color w:themeColor="accent1" w:val="4F81BD"/>
+      <w:color w:val="000000"/>
       <w:sz w:val="24"/>
       <w:szCs w:val="24"/>
     </w:rPr>
@@ -3430,10 +3647,11 @@
       <w:outlineLvl w:val="4"/>
     </w:pPr>
     <w:rPr>
-      <w:rFonts w:asciiTheme="majorHAnsi" w:cstheme="majorBidi" w:eastAsiaTheme="majorEastAsia" w:hAnsiTheme="majorHAnsi"/>
+      <w:rFonts w:asciiTheme="majorHAnsi" w:cstheme="majorBidi" w:eastAsiaTheme="majorEastAsia" w:hAnsiTheme="majorHAnsi" w:ascii="宋体" w:hAnsi="宋体" w:eastAsia="宋体"/>
+      <w:b/>
       <w:iCs/>
-      <w:color w:themeColor="accent1" w:val="4F81BD"/>
-      <w:sz w:val="24"/>
+      <w:color w:val="000000"/>
+      <w:sz w:val="21"/>
       <w:szCs w:val="24"/>
     </w:rPr>
   </w:style>
@@ -3451,9 +3669,10 @@
       <w:outlineLvl w:val="5"/>
     </w:pPr>
     <w:rPr>
-      <w:rFonts w:asciiTheme="majorHAnsi" w:cstheme="majorBidi" w:eastAsiaTheme="majorEastAsia" w:hAnsiTheme="majorHAnsi"/>
-      <w:color w:themeColor="accent1" w:val="4F81BD"/>
-      <w:sz w:val="24"/>
+      <w:rFonts w:asciiTheme="majorHAnsi" w:cstheme="majorBidi" w:eastAsiaTheme="majorEastAsia" w:hAnsiTheme="majorHAnsi" w:ascii="宋体" w:hAnsi="宋体" w:eastAsia="宋体"/>
+      <w:b/>
+      <w:color w:val="000000"/>
+      <w:sz w:val="21"/>
       <w:szCs w:val="24"/>
     </w:rPr>
   </w:style>
@@ -3471,9 +3690,10 @@
       <w:outlineLvl w:val="6"/>
     </w:pPr>
     <w:rPr>
-      <w:rFonts w:asciiTheme="majorHAnsi" w:cstheme="majorBidi" w:eastAsiaTheme="majorEastAsia" w:hAnsiTheme="majorHAnsi"/>
-      <w:color w:themeColor="accent1" w:val="4F81BD"/>
-      <w:sz w:val="24"/>
+      <w:rFonts w:asciiTheme="majorHAnsi" w:cstheme="majorBidi" w:eastAsiaTheme="majorEastAsia" w:hAnsiTheme="majorHAnsi" w:ascii="宋体" w:hAnsi="宋体" w:eastAsia="宋体"/>
+      <w:b/>
+      <w:color w:val="000000"/>
+      <w:sz w:val="21"/>
       <w:szCs w:val="24"/>
     </w:rPr>
   </w:style>
@@ -3491,9 +3711,10 @@
       <w:outlineLvl w:val="7"/>
     </w:pPr>
     <w:rPr>
-      <w:rFonts w:asciiTheme="majorHAnsi" w:cstheme="majorBidi" w:eastAsiaTheme="majorEastAsia" w:hAnsiTheme="majorHAnsi"/>
-      <w:color w:themeColor="accent1" w:val="4F81BD"/>
-      <w:sz w:val="24"/>
+      <w:rFonts w:asciiTheme="majorHAnsi" w:cstheme="majorBidi" w:eastAsiaTheme="majorEastAsia" w:hAnsiTheme="majorHAnsi" w:ascii="宋体" w:hAnsi="宋体" w:eastAsia="宋体"/>
+      <w:b/>
+      <w:color w:val="000000"/>
+      <w:sz w:val="21"/>
       <w:szCs w:val="24"/>
     </w:rPr>
   </w:style>
@@ -3511,9 +3732,10 @@
       <w:outlineLvl w:val="8"/>
     </w:pPr>
     <w:rPr>
-      <w:rFonts w:asciiTheme="majorHAnsi" w:cstheme="majorBidi" w:eastAsiaTheme="majorEastAsia" w:hAnsiTheme="majorHAnsi"/>
-      <w:color w:themeColor="accent1" w:val="4F81BD"/>
-      <w:sz w:val="24"/>
+      <w:rFonts w:asciiTheme="majorHAnsi" w:cstheme="majorBidi" w:eastAsiaTheme="majorEastAsia" w:hAnsiTheme="majorHAnsi" w:ascii="宋体" w:hAnsi="宋体" w:eastAsia="宋体"/>
+      <w:b/>
+      <w:color w:val="000000"/>
+      <w:sz w:val="21"/>
       <w:szCs w:val="24"/>
     </w:rPr>
   </w:style>
@@ -3651,7 +3873,7 @@
     <w:name w:val="Hyperlink"/>
     <w:basedOn w:val="BodyTextChar"/>
     <w:rPr>
-      <w:color w:themeColor="accent1" w:val="4F81BD"/>
+      <w:color w:val="000000"/>
     </w:rPr>
   </w:style>
   <w:style w:styleId="TOCHeading" w:type="paragraph">
@@ -3669,7 +3891,7 @@
       <w:rFonts w:asciiTheme="majorHAnsi" w:cstheme="majorBidi" w:eastAsiaTheme="majorEastAsia" w:hAnsiTheme="majorHAnsi"/>
       <w:b w:val="0"/>
       <w:bCs w:val="0"/>
-      <w:color w:themeColor="accent1" w:themeShade="BF" w:val="365F91"/>
+      <w:color w:val="000000"/>
     </w:rPr>
   </w:style>
   <w:style w:type="paragraph" w:customStyle="1" w:styleId="SourceCode">

--- a/docx/final/13_单元测试报告.docx
+++ b/docx/final/13_单元测试报告.docx
@@ -2979,7 +2979,7 @@
           <w:rFonts w:ascii="宋体" w:hAnsi="宋体" w:eastAsia="宋体"/>
           <w:color w:val="000000"/>
         </w:rPr>
-        <w:t xml:space="preserve">20 passed in 6.40s</w:t>
+        <w:t xml:space="preserve">20 passed in 6.95s</w:t>
       </w:r>
     </w:p>
     <w:p>
@@ -3036,7 +3036,7 @@
           <w:rFonts w:ascii="宋体" w:hAnsi="宋体" w:eastAsia="宋体"/>
           <w:color w:val="000000"/>
         </w:rPr>
-        <w:t xml:space="preserve">31 passed in 8.45s</w:t>
+        <w:t xml:space="preserve">31 passed in 8.53s</w:t>
       </w:r>
     </w:p>
     <w:p>
@@ -3126,7 +3126,7 @@
           <w:rFonts w:ascii="宋体" w:hAnsi="宋体" w:eastAsia="宋体"/>
           <w:color w:val="000000"/>
         </w:rPr>
-        <w:t xml:space="preserve">20 passed in 6.40s</w:t>
+        <w:t xml:space="preserve">20 passed in 6.95s</w:t>
       </w:r>
       <w:r>
         <w:rPr>
@@ -3181,7 +3181,7 @@
           <w:rFonts w:ascii="宋体" w:hAnsi="宋体" w:eastAsia="宋体"/>
           <w:color w:val="000000"/>
         </w:rPr>
-        <w:t xml:space="preserve">31 passed in 8.45s</w:t>
+        <w:t xml:space="preserve">31 passed in 8.53s</w:t>
       </w:r>
       <w:r>
         <w:rPr>

--- a/docx/final/13_单元测试报告.docx
+++ b/docx/final/13_单元测试报告.docx
@@ -2949,7 +2949,7 @@
           <w:rFonts w:ascii="宋体" w:hAnsi="宋体" w:eastAsia="宋体"/>
           <w:color w:val="000000"/>
         </w:rPr>
-        <w:t xml:space="preserve">$ uv run --extra dev pytest tests/test_rul_metrics.py tests/test_paper_cnn_lstm_attention.py tests/test_paper_xlstm_transformer.py tests/test_examples_notebooks.py -q</w:t>
+        <w:t xml:space="preserve">$ uv run --extra dev pytest tests/test_formal_reproduction_validation.py tests/test_paper_cnn_lstm_attention.py tests/test_paper_xlstm_transformer.py tests/test_training_pipeline.py -q</w:t>
       </w:r>
       <w:r>
         <w:rPr>
@@ -2979,7 +2979,7 @@
           <w:rFonts w:ascii="宋体" w:hAnsi="宋体" w:eastAsia="宋体"/>
           <w:color w:val="000000"/>
         </w:rPr>
-        <w:t xml:space="preserve">20 passed in 6.95s</w:t>
+        <w:t xml:space="preserve">20 passed in 4.26s</w:t>
       </w:r>
     </w:p>
     <w:p>
@@ -2993,7 +2993,7 @@
           <w:rFonts w:ascii="宋体" w:hAnsi="宋体" w:eastAsia="宋体"/>
           <w:color w:val="000000"/>
         </w:rPr>
-        <w:t xml:space="preserve">全量测试输出摘录：</w:t>
+        <w:t xml:space="preserve">notebook 测试输出摘录：</w:t>
       </w:r>
     </w:p>
     <w:p>
@@ -3006,6 +3006,63 @@
           <w:rFonts w:ascii="宋体" w:hAnsi="宋体" w:eastAsia="宋体"/>
           <w:color w:val="000000"/>
         </w:rPr>
+        <w:t xml:space="preserve">$ uv run --extra dev pytest tests/test_examples_notebooks.py -q</w:t>
+      </w:r>
+      <w:r>
+        <w:rPr>
+          <w:rFonts w:ascii="宋体" w:hAnsi="宋体" w:eastAsia="宋体"/>
+          <w:color w:val="000000"/>
+        </w:rPr>
+        <w:br/>
+      </w:r>
+      <w:r>
+        <w:rPr>
+          <w:rStyle w:val="VerbatimChar"/>
+          <w:rFonts w:ascii="宋体" w:hAnsi="宋体" w:eastAsia="宋体"/>
+          <w:color w:val="000000"/>
+        </w:rPr>
+        <w:t xml:space="preserve">....                                                                     [100%]</w:t>
+      </w:r>
+      <w:r>
+        <w:rPr>
+          <w:rFonts w:ascii="宋体" w:hAnsi="宋体" w:eastAsia="宋体"/>
+          <w:color w:val="000000"/>
+        </w:rPr>
+        <w:br/>
+      </w:r>
+      <w:r>
+        <w:rPr>
+          <w:rStyle w:val="VerbatimChar"/>
+          <w:rFonts w:ascii="宋体" w:hAnsi="宋体" w:eastAsia="宋体"/>
+          <w:color w:val="000000"/>
+        </w:rPr>
+        <w:t xml:space="preserve">4 passed in 27.57s</w:t>
+      </w:r>
+    </w:p>
+    <w:p>
+      <w:pPr>
+        <w:pStyle w:val="FirstParagraph"/>
+        <w:spacing w:line="276" w:lineRule="auto" w:after="0"/>
+        <w:ind w:firstLine="420"/>
+      </w:pPr>
+      <w:r>
+        <w:rPr>
+          <w:rFonts w:ascii="宋体" w:hAnsi="宋体" w:eastAsia="宋体"/>
+          <w:color w:val="000000"/>
+        </w:rPr>
+        <w:t xml:space="preserve">全量测试输出摘录：</w:t>
+      </w:r>
+    </w:p>
+    <w:p>
+      <w:pPr>
+        <w:pStyle w:val="SourceCode"/>
+      </w:pPr>
+      <w:r>
+        <w:rPr>
+          <w:rStyle w:val="VerbatimChar"/>
+          <w:rFonts w:ascii="宋体" w:hAnsi="宋体" w:eastAsia="宋体"/>
+          <w:color w:val="000000"/>
+        </w:rPr>
         <w:t xml:space="preserve">$ uv run --extra dev pytest -q</w:t>
       </w:r>
       <w:r>
@@ -3021,7 +3078,7 @@
           <w:rFonts w:ascii="宋体" w:hAnsi="宋体" w:eastAsia="宋体"/>
           <w:color w:val="000000"/>
         </w:rPr>
-        <w:t xml:space="preserve">...............................                                          [100%]</w:t>
+        <w:t xml:space="preserve">.......................................                                  [100%]</w:t>
       </w:r>
       <w:r>
         <w:rPr>
@@ -3036,7 +3093,7 @@
           <w:rFonts w:ascii="宋体" w:hAnsi="宋体" w:eastAsia="宋体"/>
           <w:color w:val="000000"/>
         </w:rPr>
-        <w:t xml:space="preserve">31 passed in 8.53s</w:t>
+        <w:t xml:space="preserve">39 passed in 28.93s</w:t>
       </w:r>
     </w:p>
     <w:p>
@@ -3104,7 +3161,7 @@
           <w:rFonts w:ascii="宋体" w:hAnsi="宋体" w:eastAsia="宋体"/>
           <w:color w:val="000000"/>
         </w:rPr>
-        <w:t xml:space="preserve">uv run --extra dev pytest tests/test_rul_metrics.py tests/test_paper_cnn_lstm_attention.py tests/test_paper_xlstm_transformer.py tests/test_examples_notebooks.py -q</w:t>
+        <w:t xml:space="preserve">uv run --extra dev pytest tests/test_formal_reproduction_validation.py tests/test_paper_cnn_lstm_attention.py tests/test_paper_xlstm_transformer.py tests/test_training_pipeline.py -q</w:t>
       </w:r>
       <w:r>
         <w:rPr>
@@ -3126,7 +3183,7 @@
           <w:rFonts w:ascii="宋体" w:hAnsi="宋体" w:eastAsia="宋体"/>
           <w:color w:val="000000"/>
         </w:rPr>
-        <w:t xml:space="preserve">20 passed in 6.95s</w:t>
+        <w:t xml:space="preserve">20 passed in 4.26s</w:t>
       </w:r>
       <w:r>
         <w:rPr>
@@ -3151,6 +3208,61 @@
           <w:rFonts w:ascii="宋体" w:hAnsi="宋体" w:eastAsia="宋体"/>
           <w:color w:val="000000"/>
         </w:rPr>
+        <w:t xml:space="preserve">notebook 测试：</w:t>
+      </w:r>
+      <w:r>
+        <w:rPr>
+          <w:rStyle w:val="VerbatimChar"/>
+          <w:rFonts w:ascii="宋体" w:hAnsi="宋体" w:eastAsia="宋体"/>
+          <w:color w:val="000000"/>
+        </w:rPr>
+        <w:t xml:space="preserve">uv run --extra dev pytest tests/test_examples_notebooks.py -q</w:t>
+      </w:r>
+      <w:r>
+        <w:rPr>
+          <w:rFonts w:ascii="宋体" w:hAnsi="宋体" w:eastAsia="宋体"/>
+          <w:color w:val="000000"/>
+        </w:rPr>
+        <w:t xml:space="preserve">，结果为</w:t>
+      </w:r>
+      <w:r>
+        <w:rPr>
+          <w:rFonts w:ascii="宋体" w:hAnsi="宋体" w:eastAsia="宋体"/>
+          <w:color w:val="000000"/>
+        </w:rPr>
+        <w:t xml:space="preserve"> </w:t>
+      </w:r>
+      <w:r>
+        <w:rPr>
+          <w:rStyle w:val="VerbatimChar"/>
+          <w:rFonts w:ascii="宋体" w:hAnsi="宋体" w:eastAsia="宋体"/>
+          <w:color w:val="000000"/>
+        </w:rPr>
+        <w:t xml:space="preserve">4 passed in 27.57s</w:t>
+      </w:r>
+      <w:r>
+        <w:rPr>
+          <w:rFonts w:ascii="宋体" w:hAnsi="宋体" w:eastAsia="宋体"/>
+          <w:color w:val="000000"/>
+        </w:rPr>
+        <w:t xml:space="preserve">。</w:t>
+      </w:r>
+    </w:p>
+    <w:p>
+      <w:pPr>
+        <w:numPr>
+          <w:ilvl w:val="0"/>
+          <w:numId w:val="1001"/>
+        </w:numPr>
+        <w:pStyle w:val="Compact"/>
+        <w:spacing w:line="276" w:lineRule="auto" w:after="0"/>
+        <w:ind w:firstLine="420"/>
+      </w:pPr>
+      <w:r>
+        <w:rPr>
+          <w:rFonts w:ascii="宋体" w:hAnsi="宋体" w:eastAsia="宋体"/>
+          <w:color w:val="000000"/>
+        </w:rPr>
         <w:t xml:space="preserve">全量测试：</w:t>
       </w:r>
       <w:r>
@@ -3181,7 +3293,7 @@
           <w:rFonts w:ascii="宋体" w:hAnsi="宋体" w:eastAsia="宋体"/>
           <w:color w:val="000000"/>
         </w:rPr>
-        <w:t xml:space="preserve">31 passed in 8.53s</w:t>
+        <w:t xml:space="preserve">39 passed in 28.93s</w:t>
       </w:r>
       <w:r>
         <w:rPr>
